--- a/docx/Referat_Glagoly_dvizheniya.docx
+++ b/docx/Referat_Glagoly_dvizheniya.docx
@@ -4,25 +4,498 @@
   <w:body>
     <w:p>
       <w:pPr>
-        <w:pStyle w:val="Heading1"/>
+        <w:spacing w:line="360" w:lineRule="auto" w:after="0"/>
+        <w:ind w:firstLine="0"/>
+        <w:jc w:val="center"/>
       </w:pPr>
       <w:r>
         <w:rPr>
           <w:rFonts w:ascii="Times New Roman" w:hAnsi="Times New Roman"/>
-          <w:b w:val="0"/>
-          <w:i w:val="0"/>
-        </w:rPr>
-        <w:t>Глаголы движения как особая категория лексико-грамматической системы русского языка при обучении РКИ</w:t>
+          <w:sz w:val="28"/>
+        </w:rPr>
+        <w:t>МИНИСТЕРСТВО НАУКИ И ВЫСШЕГО ОБРАЗОВАНИЯ</w:t>
       </w:r>
     </w:p>
     <w:p>
+      <w:pPr>
+        <w:spacing w:line="360" w:lineRule="auto" w:after="0"/>
+        <w:ind w:firstLine="0"/>
+        <w:jc w:val="center"/>
+      </w:pPr>
+      <w:r>
+        <w:rPr>
+          <w:rFonts w:ascii="Times New Roman" w:hAnsi="Times New Roman"/>
+          <w:sz w:val="28"/>
+        </w:rPr>
+        <w:t>РОССИЙСКОЙ ФЕДЕРАЦИИ</w:t>
+      </w:r>
+    </w:p>
+    <w:p>
+      <w:pPr>
+        <w:spacing w:line="360" w:lineRule="auto" w:after="0"/>
+        <w:ind w:firstLine="0"/>
+        <w:jc w:val="center"/>
+      </w:pPr>
+      <w:r>
+        <w:rPr>
+          <w:rFonts w:ascii="Times New Roman" w:hAnsi="Times New Roman"/>
+          <w:sz w:val="28"/>
+        </w:rPr>
+      </w:r>
+    </w:p>
+    <w:p>
+      <w:pPr>
+        <w:spacing w:line="360" w:lineRule="auto" w:after="0"/>
+        <w:ind w:firstLine="0"/>
+        <w:jc w:val="center"/>
+      </w:pPr>
+      <w:r>
+        <w:rPr>
+          <w:rFonts w:ascii="Times New Roman" w:hAnsi="Times New Roman"/>
+          <w:sz w:val="28"/>
+        </w:rPr>
+        <w:t>Федеральное государственное бюджетное образовательное</w:t>
+      </w:r>
+    </w:p>
+    <w:p>
+      <w:pPr>
+        <w:spacing w:line="360" w:lineRule="auto" w:after="0"/>
+        <w:ind w:firstLine="0"/>
+        <w:jc w:val="center"/>
+      </w:pPr>
+      <w:r>
+        <w:rPr>
+          <w:rFonts w:ascii="Times New Roman" w:hAnsi="Times New Roman"/>
+          <w:sz w:val="28"/>
+        </w:rPr>
+        <w:t>учреждение высшего образования</w:t>
+      </w:r>
+    </w:p>
+    <w:p>
+      <w:pPr>
+        <w:spacing w:line="360" w:lineRule="auto" w:after="0"/>
+        <w:ind w:firstLine="0"/>
+        <w:jc w:val="center"/>
+      </w:pPr>
+      <w:r>
+        <w:rPr>
+          <w:rFonts w:ascii="Times New Roman" w:hAnsi="Times New Roman"/>
+          <w:sz w:val="28"/>
+        </w:rPr>
+      </w:r>
+    </w:p>
+    <w:p>
+      <w:pPr>
+        <w:spacing w:line="360" w:lineRule="auto" w:after="0"/>
+        <w:ind w:firstLine="0"/>
+        <w:jc w:val="center"/>
+      </w:pPr>
+      <w:r>
+        <w:rPr>
+          <w:rFonts w:ascii="Times New Roman" w:hAnsi="Times New Roman"/>
+          <w:sz w:val="28"/>
+        </w:rPr>
+        <w:t>«__________________________________________»</w:t>
+      </w:r>
+    </w:p>
+    <w:p>
+      <w:pPr>
+        <w:spacing w:line="360" w:lineRule="auto" w:after="0"/>
+        <w:ind w:firstLine="0"/>
+        <w:jc w:val="center"/>
+      </w:pPr>
+      <w:r>
+        <w:rPr>
+          <w:rFonts w:ascii="Times New Roman" w:hAnsi="Times New Roman"/>
+          <w:sz w:val="28"/>
+        </w:rPr>
+      </w:r>
+    </w:p>
+    <w:p>
+      <w:pPr>
+        <w:spacing w:line="360" w:lineRule="auto" w:after="0"/>
+        <w:ind w:firstLine="0"/>
+        <w:jc w:val="center"/>
+      </w:pPr>
+    </w:p>
+    <w:p>
+      <w:pPr>
+        <w:spacing w:line="360" w:lineRule="auto" w:after="0"/>
+        <w:ind w:firstLine="0"/>
+        <w:jc w:val="center"/>
+      </w:pPr>
+      <w:r>
+        <w:rPr>
+          <w:rFonts w:ascii="Times New Roman" w:hAnsi="Times New Roman"/>
+          <w:sz w:val="28"/>
+        </w:rPr>
+        <w:t>Факультет ______________________________</w:t>
+      </w:r>
+    </w:p>
+    <w:p>
+      <w:pPr>
+        <w:spacing w:line="360" w:lineRule="auto" w:after="0"/>
+        <w:ind w:firstLine="0"/>
+        <w:jc w:val="center"/>
+      </w:pPr>
+      <w:r>
+        <w:rPr>
+          <w:rFonts w:ascii="Times New Roman" w:hAnsi="Times New Roman"/>
+          <w:sz w:val="28"/>
+        </w:rPr>
+        <w:t>Кафедра ________________________________</w:t>
+      </w:r>
+    </w:p>
+    <w:p>
+      <w:pPr>
+        <w:spacing w:line="360" w:lineRule="auto" w:after="0"/>
+        <w:ind w:firstLine="0"/>
+        <w:jc w:val="center"/>
+      </w:pPr>
+    </w:p>
+    <w:p>
+      <w:pPr>
+        <w:spacing w:line="360" w:lineRule="auto" w:after="0"/>
+        <w:ind w:firstLine="0"/>
+        <w:jc w:val="center"/>
+      </w:pPr>
+    </w:p>
+    <w:p>
+      <w:pPr>
+        <w:spacing w:line="360" w:lineRule="auto" w:after="0"/>
+        <w:ind w:firstLine="0"/>
+        <w:jc w:val="center"/>
+      </w:pPr>
+    </w:p>
+    <w:p>
+      <w:pPr>
+        <w:spacing w:line="360" w:lineRule="auto" w:after="0"/>
+        <w:ind w:firstLine="0"/>
+        <w:jc w:val="center"/>
+      </w:pPr>
+    </w:p>
+    <w:p>
+      <w:pPr>
+        <w:spacing w:line="360" w:lineRule="auto" w:after="0"/>
+        <w:ind w:firstLine="0"/>
+        <w:jc w:val="center"/>
+      </w:pPr>
       <w:r>
         <w:rPr>
           <w:rFonts w:ascii="Times New Roman" w:hAnsi="Times New Roman"/>
           <w:b/>
-          <w:i w:val="0"/>
-        </w:rPr>
-        <w:t>Реферат</w:t>
+          <w:sz w:val="32"/>
+        </w:rPr>
+        <w:t>РЕФЕРАТ</w:t>
+      </w:r>
+    </w:p>
+    <w:p>
+      <w:pPr>
+        <w:spacing w:line="360" w:lineRule="auto" w:after="0"/>
+        <w:ind w:firstLine="0"/>
+        <w:jc w:val="center"/>
+      </w:pPr>
+    </w:p>
+    <w:p>
+      <w:pPr>
+        <w:spacing w:line="360" w:lineRule="auto" w:after="0"/>
+        <w:ind w:firstLine="0"/>
+        <w:jc w:val="center"/>
+      </w:pPr>
+      <w:r>
+        <w:rPr>
+          <w:rFonts w:ascii="Times New Roman" w:hAnsi="Times New Roman"/>
+          <w:sz w:val="28"/>
+        </w:rPr>
+        <w:t>по дисциплине «___________________________________»</w:t>
+      </w:r>
+    </w:p>
+    <w:p>
+      <w:pPr>
+        <w:spacing w:line="360" w:lineRule="auto" w:after="0"/>
+        <w:ind w:firstLine="0"/>
+        <w:jc w:val="center"/>
+      </w:pPr>
+    </w:p>
+    <w:p>
+      <w:pPr>
+        <w:spacing w:line="360" w:lineRule="auto" w:after="0"/>
+        <w:ind w:firstLine="0"/>
+        <w:jc w:val="center"/>
+      </w:pPr>
+      <w:r>
+        <w:rPr>
+          <w:rFonts w:ascii="Times New Roman" w:hAnsi="Times New Roman"/>
+          <w:sz w:val="28"/>
+        </w:rPr>
+        <w:t>на тему:</w:t>
+      </w:r>
+    </w:p>
+    <w:p>
+      <w:pPr>
+        <w:spacing w:line="360" w:lineRule="auto" w:after="0"/>
+        <w:ind w:firstLine="0"/>
+        <w:jc w:val="center"/>
+      </w:pPr>
+      <w:r>
+        <w:rPr>
+          <w:rFonts w:ascii="Times New Roman" w:hAnsi="Times New Roman"/>
+          <w:b/>
+          <w:sz w:val="32"/>
+        </w:rPr>
+        <w:t>«Глаголы движения как особая категория</w:t>
+      </w:r>
+    </w:p>
+    <w:p>
+      <w:pPr>
+        <w:spacing w:line="360" w:lineRule="auto" w:after="0"/>
+        <w:ind w:firstLine="0"/>
+        <w:jc w:val="center"/>
+      </w:pPr>
+      <w:r>
+        <w:rPr>
+          <w:rFonts w:ascii="Times New Roman" w:hAnsi="Times New Roman"/>
+          <w:b/>
+          <w:sz w:val="32"/>
+        </w:rPr>
+        <w:t>лексико-грамматической системы русского языка</w:t>
+      </w:r>
+    </w:p>
+    <w:p>
+      <w:pPr>
+        <w:spacing w:line="360" w:lineRule="auto" w:after="0"/>
+        <w:ind w:firstLine="0"/>
+        <w:jc w:val="center"/>
+      </w:pPr>
+      <w:r>
+        <w:rPr>
+          <w:rFonts w:ascii="Times New Roman" w:hAnsi="Times New Roman"/>
+          <w:b/>
+          <w:sz w:val="32"/>
+        </w:rPr>
+        <w:t>при обучении русскому языку как иностранному»</w:t>
+      </w:r>
+    </w:p>
+    <w:p>
+      <w:pPr>
+        <w:spacing w:line="360" w:lineRule="auto" w:after="0"/>
+        <w:ind w:firstLine="0"/>
+        <w:jc w:val="center"/>
+      </w:pPr>
+    </w:p>
+    <w:p>
+      <w:pPr>
+        <w:spacing w:line="360" w:lineRule="auto" w:after="0"/>
+        <w:ind w:firstLine="0"/>
+        <w:jc w:val="center"/>
+      </w:pPr>
+    </w:p>
+    <w:p>
+      <w:pPr>
+        <w:spacing w:line="360" w:lineRule="auto" w:after="0"/>
+        <w:ind w:firstLine="0"/>
+        <w:jc w:val="center"/>
+      </w:pPr>
+    </w:p>
+    <w:p>
+      <w:pPr>
+        <w:spacing w:line="360" w:lineRule="auto" w:after="0"/>
+        <w:ind w:firstLine="0"/>
+        <w:jc w:val="right"/>
+      </w:pPr>
+      <w:r>
+        <w:rPr>
+          <w:rFonts w:ascii="Times New Roman" w:hAnsi="Times New Roman"/>
+          <w:sz w:val="28"/>
+        </w:rPr>
+        <w:t>Выполнила:</w:t>
+      </w:r>
+    </w:p>
+    <w:p>
+      <w:pPr>
+        <w:spacing w:line="360" w:lineRule="auto" w:after="0"/>
+        <w:ind w:firstLine="0"/>
+        <w:jc w:val="right"/>
+      </w:pPr>
+      <w:r>
+        <w:rPr>
+          <w:rFonts w:ascii="Times New Roman" w:hAnsi="Times New Roman"/>
+          <w:sz w:val="28"/>
+        </w:rPr>
+        <w:t>студентка ____ курса</w:t>
+      </w:r>
+    </w:p>
+    <w:p>
+      <w:pPr>
+        <w:spacing w:line="360" w:lineRule="auto" w:after="0"/>
+        <w:ind w:firstLine="0"/>
+        <w:jc w:val="right"/>
+      </w:pPr>
+      <w:r>
+        <w:rPr>
+          <w:rFonts w:ascii="Times New Roman" w:hAnsi="Times New Roman"/>
+          <w:sz w:val="28"/>
+        </w:rPr>
+        <w:t>группы _______________</w:t>
+      </w:r>
+    </w:p>
+    <w:p>
+      <w:pPr>
+        <w:spacing w:line="360" w:lineRule="auto" w:after="0"/>
+        <w:ind w:firstLine="0"/>
+        <w:jc w:val="right"/>
+      </w:pPr>
+      <w:r>
+        <w:rPr>
+          <w:rFonts w:ascii="Times New Roman" w:hAnsi="Times New Roman"/>
+          <w:sz w:val="28"/>
+        </w:rPr>
+        <w:t>_____________________________</w:t>
+      </w:r>
+    </w:p>
+    <w:p>
+      <w:pPr>
+        <w:spacing w:line="360" w:lineRule="auto" w:after="0"/>
+        <w:ind w:firstLine="0"/>
+        <w:jc w:val="right"/>
+      </w:pPr>
+      <w:r>
+        <w:rPr>
+          <w:rFonts w:ascii="Times New Roman" w:hAnsi="Times New Roman"/>
+          <w:sz w:val="28"/>
+        </w:rPr>
+        <w:t>(фамилия, имя, отчество)</w:t>
+      </w:r>
+    </w:p>
+    <w:p>
+      <w:pPr>
+        <w:spacing w:line="360" w:lineRule="auto" w:after="0"/>
+        <w:ind w:firstLine="0"/>
+        <w:jc w:val="center"/>
+      </w:pPr>
+    </w:p>
+    <w:p>
+      <w:pPr>
+        <w:spacing w:line="360" w:lineRule="auto" w:after="0"/>
+        <w:ind w:firstLine="0"/>
+        <w:jc w:val="right"/>
+      </w:pPr>
+      <w:r>
+        <w:rPr>
+          <w:rFonts w:ascii="Times New Roman" w:hAnsi="Times New Roman"/>
+          <w:sz w:val="28"/>
+        </w:rPr>
+        <w:t>Научный руководитель:</w:t>
+      </w:r>
+    </w:p>
+    <w:p>
+      <w:pPr>
+        <w:spacing w:line="360" w:lineRule="auto" w:after="0"/>
+        <w:ind w:firstLine="0"/>
+        <w:jc w:val="right"/>
+      </w:pPr>
+      <w:r>
+        <w:rPr>
+          <w:rFonts w:ascii="Times New Roman" w:hAnsi="Times New Roman"/>
+          <w:sz w:val="28"/>
+        </w:rPr>
+        <w:t>_____________________________</w:t>
+      </w:r>
+    </w:p>
+    <w:p>
+      <w:pPr>
+        <w:spacing w:line="360" w:lineRule="auto" w:after="0"/>
+        <w:ind w:firstLine="0"/>
+        <w:jc w:val="right"/>
+      </w:pPr>
+      <w:r>
+        <w:rPr>
+          <w:rFonts w:ascii="Times New Roman" w:hAnsi="Times New Roman"/>
+          <w:sz w:val="28"/>
+        </w:rPr>
+        <w:t>(учёная степень, звание, Ф. И. О.)</w:t>
+      </w:r>
+    </w:p>
+    <w:p>
+      <w:pPr>
+        <w:spacing w:line="360" w:lineRule="auto" w:after="0"/>
+        <w:ind w:firstLine="0"/>
+        <w:jc w:val="center"/>
+      </w:pPr>
+    </w:p>
+    <w:p>
+      <w:pPr>
+        <w:spacing w:line="360" w:lineRule="auto" w:after="0"/>
+        <w:ind w:firstLine="0"/>
+        <w:jc w:val="right"/>
+      </w:pPr>
+      <w:r>
+        <w:rPr>
+          <w:rFonts w:ascii="Times New Roman" w:hAnsi="Times New Roman"/>
+          <w:sz w:val="28"/>
+        </w:rPr>
+        <w:t>Оценка ______________________</w:t>
+      </w:r>
+    </w:p>
+    <w:p>
+      <w:pPr>
+        <w:spacing w:line="360" w:lineRule="auto" w:after="0"/>
+        <w:ind w:firstLine="0"/>
+        <w:jc w:val="right"/>
+      </w:pPr>
+      <w:r>
+        <w:rPr>
+          <w:rFonts w:ascii="Times New Roman" w:hAnsi="Times New Roman"/>
+          <w:sz w:val="28"/>
+        </w:rPr>
+        <w:t>Дата ________________________</w:t>
+      </w:r>
+    </w:p>
+    <w:p>
+      <w:pPr>
+        <w:spacing w:line="360" w:lineRule="auto" w:after="0"/>
+        <w:ind w:firstLine="0"/>
+        <w:jc w:val="center"/>
+      </w:pPr>
+    </w:p>
+    <w:p>
+      <w:pPr>
+        <w:spacing w:line="360" w:lineRule="auto" w:after="0"/>
+        <w:ind w:firstLine="0"/>
+        <w:jc w:val="center"/>
+      </w:pPr>
+    </w:p>
+    <w:p>
+      <w:pPr>
+        <w:spacing w:line="360" w:lineRule="auto" w:after="0"/>
+        <w:ind w:firstLine="0"/>
+        <w:jc w:val="center"/>
+      </w:pPr>
+    </w:p>
+    <w:p>
+      <w:pPr>
+        <w:spacing w:line="360" w:lineRule="auto" w:after="0"/>
+        <w:ind w:firstLine="0"/>
+        <w:jc w:val="center"/>
+      </w:pPr>
+    </w:p>
+    <w:p>
+      <w:pPr>
+        <w:spacing w:line="360" w:lineRule="auto" w:after="0"/>
+        <w:ind w:firstLine="0"/>
+        <w:jc w:val="center"/>
+      </w:pPr>
+      <w:r>
+        <w:rPr>
+          <w:rFonts w:ascii="Times New Roman" w:hAnsi="Times New Roman"/>
+          <w:sz w:val="28"/>
+        </w:rPr>
+        <w:t>____________________ 2026</w:t>
+      </w:r>
+    </w:p>
+    <w:p>
+      <w:r>
+        <w:br w:type="page"/>
       </w:r>
     </w:p>
     <w:p>
@@ -39,221 +512,32 @@
       </w:r>
     </w:p>
     <w:p>
-      <w:r>
-        <w:rPr>
-          <w:rFonts w:ascii="Times New Roman" w:hAnsi="Times New Roman"/>
-          <w:b/>
-          <w:i w:val="0"/>
-        </w:rPr>
-        <w:t>Введение</w:t>
-      </w:r>
-      <w:r>
-        <w:rPr>
-          <w:rFonts w:ascii="Times New Roman" w:hAnsi="Times New Roman"/>
-          <w:b w:val="0"/>
-          <w:i w:val="0"/>
-        </w:rPr>
-        <w:t xml:space="preserve"> — 3</w:t>
+      <w:pPr>
+        <w:ind w:firstLine="0"/>
+      </w:pPr>
+      <w:r>
+        <w:fldChar w:fldCharType="begin"/>
+        <w:instrText xml:space="preserve">TOC \o "2-3" \h \z \u</w:instrText>
+        <w:fldChar w:fldCharType="separate"/>
+        <w:fldChar w:fldCharType="end"/>
       </w:r>
     </w:p>
     <w:p>
-      <w:r>
-        <w:rPr>
-          <w:rFonts w:ascii="Times New Roman" w:hAnsi="Times New Roman"/>
-          <w:b/>
-          <w:i w:val="0"/>
-        </w:rPr>
-        <w:t>Глава 1. Глаголы движения в лексико-грамматической системе русского языка</w:t>
-      </w:r>
-      <w:r>
-        <w:rPr>
-          <w:rFonts w:ascii="Times New Roman" w:hAnsi="Times New Roman"/>
-          <w:b w:val="0"/>
-          <w:i w:val="0"/>
-        </w:rPr>
-        <w:t xml:space="preserve"> — 5</w:t>
+      <w:pPr>
+        <w:ind w:firstLine="0"/>
+      </w:pPr>
+      <w:r>
+        <w:rPr>
+          <w:rFonts w:ascii="Times New Roman" w:hAnsi="Times New Roman"/>
+          <w:i/>
+          <w:sz w:val="22"/>
+        </w:rPr>
+        <w:t>(Оглавление собирается автоматически: щёлкните по нему и нажмите F9, затем «Обновить целиком».)</w:t>
       </w:r>
     </w:p>
     <w:p>
       <w:r>
-        <w:rPr>
-          <w:rFonts w:ascii="Times New Roman" w:hAnsi="Times New Roman"/>
-          <w:b w:val="0"/>
-          <w:i w:val="0"/>
-        </w:rPr>
-        <w:t>1.1. Объём и состав группы глаголов движения — 5</w:t>
-      </w:r>
-    </w:p>
-    <w:p>
-      <w:r>
-        <w:rPr>
-          <w:rFonts w:ascii="Times New Roman" w:hAnsi="Times New Roman"/>
-          <w:b w:val="0"/>
-          <w:i w:val="0"/>
-        </w:rPr>
-        <w:t>1.2. Признаки, выделяющие глаголы движения в особую категорию — 7</w:t>
-      </w:r>
-    </w:p>
-    <w:p>
-      <w:r>
-        <w:rPr>
-          <w:rFonts w:ascii="Times New Roman" w:hAnsi="Times New Roman"/>
-          <w:b w:val="0"/>
-          <w:i w:val="0"/>
-        </w:rPr>
-        <w:t>1.3. Оппозиция однонаправленности / разнонаправленности и проблема терминологии — 9</w:t>
-      </w:r>
-    </w:p>
-    <w:p>
-      <w:r>
-        <w:rPr>
-          <w:rFonts w:ascii="Times New Roman" w:hAnsi="Times New Roman"/>
-          <w:b w:val="0"/>
-          <w:i w:val="0"/>
-        </w:rPr>
-        <w:t>1.4. Соотношение глаголов движения с категорией вида — 12</w:t>
-      </w:r>
-    </w:p>
-    <w:p>
-      <w:r>
-        <w:rPr>
-          <w:rFonts w:ascii="Times New Roman" w:hAnsi="Times New Roman"/>
-          <w:b w:val="0"/>
-          <w:i w:val="0"/>
-        </w:rPr>
-        <w:t>1.5. Приставочные глаголы движения: семантика приставок и системные отношения — 14</w:t>
-      </w:r>
-    </w:p>
-    <w:p>
-      <w:r>
-        <w:rPr>
-          <w:rFonts w:ascii="Times New Roman" w:hAnsi="Times New Roman"/>
-          <w:b w:val="0"/>
-          <w:i w:val="0"/>
-        </w:rPr>
-        <w:t>1.6. Переносные значения глаголов движения — 18</w:t>
-      </w:r>
-    </w:p>
-    <w:p>
-      <w:r>
-        <w:rPr>
-          <w:rFonts w:ascii="Times New Roman" w:hAnsi="Times New Roman"/>
-          <w:b/>
-          <w:i w:val="0"/>
-        </w:rPr>
-        <w:t>Глава 2. Глаголы движения в практике преподавания РКИ</w:t>
-      </w:r>
-      <w:r>
-        <w:rPr>
-          <w:rFonts w:ascii="Times New Roman" w:hAnsi="Times New Roman"/>
-          <w:b w:val="0"/>
-          <w:i w:val="0"/>
-        </w:rPr>
-        <w:t xml:space="preserve"> — 20</w:t>
-      </w:r>
-    </w:p>
-    <w:p>
-      <w:r>
-        <w:rPr>
-          <w:rFonts w:ascii="Times New Roman" w:hAnsi="Times New Roman"/>
-          <w:b w:val="0"/>
-          <w:i w:val="0"/>
-        </w:rPr>
-        <w:t>2.1. Источники трудностей для инофона — 20</w:t>
-      </w:r>
-    </w:p>
-    <w:p>
-      <w:r>
-        <w:rPr>
-          <w:rFonts w:ascii="Times New Roman" w:hAnsi="Times New Roman"/>
-          <w:b w:val="0"/>
-          <w:i w:val="0"/>
-        </w:rPr>
-        <w:t>2.2. Принципы и этапы презентации материала по уровням владения языком — 24</w:t>
-      </w:r>
-    </w:p>
-    <w:p>
-      <w:r>
-        <w:rPr>
-          <w:rFonts w:ascii="Times New Roman" w:hAnsi="Times New Roman"/>
-          <w:b w:val="0"/>
-          <w:i w:val="0"/>
-        </w:rPr>
-        <w:t>2.3. Система упражнений — 28</w:t>
-      </w:r>
-    </w:p>
-    <w:p>
-      <w:r>
-        <w:rPr>
-          <w:rFonts w:ascii="Times New Roman" w:hAnsi="Times New Roman"/>
-          <w:b w:val="0"/>
-          <w:i w:val="0"/>
-        </w:rPr>
-        <w:t>2.4. Типичные ошибки учащихся и приёмы их предупреждения — 32</w:t>
-      </w:r>
-    </w:p>
-    <w:p>
-      <w:r>
-        <w:rPr>
-          <w:rFonts w:ascii="Times New Roman" w:hAnsi="Times New Roman"/>
-          <w:b w:val="0"/>
-          <w:i w:val="0"/>
-        </w:rPr>
-        <w:t>2.5. Учёт родного языка учащихся — 35</w:t>
-      </w:r>
-    </w:p>
-    <w:p>
-      <w:r>
-        <w:rPr>
-          <w:rFonts w:ascii="Times New Roman" w:hAnsi="Times New Roman"/>
-          <w:b/>
-          <w:i w:val="0"/>
-        </w:rPr>
-        <w:t>Заключение</w:t>
-      </w:r>
-      <w:r>
-        <w:rPr>
-          <w:rFonts w:ascii="Times New Roman" w:hAnsi="Times New Roman"/>
-          <w:b w:val="0"/>
-          <w:i w:val="0"/>
-        </w:rPr>
-        <w:t xml:space="preserve"> — 37</w:t>
-      </w:r>
-    </w:p>
-    <w:p>
-      <w:r>
-        <w:rPr>
-          <w:rFonts w:ascii="Times New Roman" w:hAnsi="Times New Roman"/>
-          <w:b/>
-          <w:i w:val="0"/>
-        </w:rPr>
-        <w:t>Список использованной литературы</w:t>
-      </w:r>
-      <w:r>
-        <w:rPr>
-          <w:rFonts w:ascii="Times New Roman" w:hAnsi="Times New Roman"/>
-          <w:b w:val="0"/>
-          <w:i w:val="0"/>
-        </w:rPr>
-        <w:t xml:space="preserve"> — 39</w:t>
-      </w:r>
-    </w:p>
-    <w:p>
-      <w:r>
-        <w:rPr>
-          <w:rFonts w:ascii="Times New Roman" w:hAnsi="Times New Roman"/>
-          <w:b/>
-          <w:i w:val="0"/>
-        </w:rPr>
-        <w:t>Приложения</w:t>
-      </w:r>
-      <w:r>
-        <w:rPr>
-          <w:rFonts w:ascii="Times New Roman" w:hAnsi="Times New Roman"/>
-          <w:b w:val="0"/>
-          <w:i w:val="0"/>
-        </w:rPr>
-        <w:t xml:space="preserve"> — 41</w:t>
+        <w:br w:type="page"/>
       </w:r>
     </w:p>
     <w:p>
@@ -630,6 +914,11 @@
           <w:i w:val="0"/>
         </w:rPr>
         <w:t xml:space="preserve"> реферата составляют работы А. В. Исаченко, в которых глаголы перемещения впервые получили системное описание в рамках учения о способах глагольного действия; исследование Г. А. Волохиной и З. Д. Поповой, посвящённое семантическому устройству русских глагольных приставок; а также лингводидактические работы Г. А. Битехтиной и Л. П. Юдиной, задавшие принятую в РКИ модель поэтапной подачи материала. Практическая часть опирается на учебные пособия Г. В. Колосницыной с соавторами и С. А. Хаврониной и А. И. Широченской.</w:t>
+      </w:r>
+    </w:p>
+    <w:p>
+      <w:r>
+        <w:br w:type="page"/>
       </w:r>
     </w:p>
     <w:p>
@@ -702,14 +991,14 @@
         <w:tblLook w:firstColumn="1" w:firstRow="1" w:lastColumn="0" w:lastRow="0" w:noHBand="0" w:noVBand="1" w:val="04A0"/>
       </w:tblPr>
       <w:tblGrid>
-        <w:gridCol w:w="3230"/>
-        <w:gridCol w:w="3230"/>
-        <w:gridCol w:w="3230"/>
+        <w:gridCol w:w="3324"/>
+        <w:gridCol w:w="3324"/>
+        <w:gridCol w:w="3324"/>
       </w:tblGrid>
       <w:tr>
         <w:tc>
           <w:tcPr>
-            <w:tcW w:type="dxa" w:w="3230"/>
+            <w:tcW w:type="dxa" w:w="3324"/>
           </w:tcPr>
           <w:p>
             <w:pPr>
@@ -730,7 +1019,7 @@
         </w:tc>
         <w:tc>
           <w:tcPr>
-            <w:tcW w:type="dxa" w:w="3230"/>
+            <w:tcW w:type="dxa" w:w="3324"/>
           </w:tcPr>
           <w:p>
             <w:pPr>
@@ -751,7 +1040,7 @@
         </w:tc>
         <w:tc>
           <w:tcPr>
-            <w:tcW w:type="dxa" w:w="3230"/>
+            <w:tcW w:type="dxa" w:w="3324"/>
           </w:tcPr>
           <w:p>
             <w:pPr>
@@ -774,7 +1063,7 @@
       <w:tr>
         <w:tc>
           <w:tcPr>
-            <w:tcW w:type="dxa" w:w="3230"/>
+            <w:tcW w:type="dxa" w:w="3324"/>
           </w:tcPr>
           <w:p>
             <w:pPr>
@@ -795,7 +1084,7 @@
         </w:tc>
         <w:tc>
           <w:tcPr>
-            <w:tcW w:type="dxa" w:w="3230"/>
+            <w:tcW w:type="dxa" w:w="3324"/>
           </w:tcPr>
           <w:p>
             <w:pPr>
@@ -816,7 +1105,7 @@
         </w:tc>
         <w:tc>
           <w:tcPr>
-            <w:tcW w:type="dxa" w:w="3230"/>
+            <w:tcW w:type="dxa" w:w="3324"/>
           </w:tcPr>
           <w:p>
             <w:pPr>
@@ -839,7 +1128,7 @@
       <w:tr>
         <w:tc>
           <w:tcPr>
-            <w:tcW w:type="dxa" w:w="3230"/>
+            <w:tcW w:type="dxa" w:w="3324"/>
           </w:tcPr>
           <w:p>
             <w:pPr>
@@ -860,7 +1149,7 @@
         </w:tc>
         <w:tc>
           <w:tcPr>
-            <w:tcW w:type="dxa" w:w="3230"/>
+            <w:tcW w:type="dxa" w:w="3324"/>
           </w:tcPr>
           <w:p>
             <w:pPr>
@@ -881,7 +1170,7 @@
         </w:tc>
         <w:tc>
           <w:tcPr>
-            <w:tcW w:type="dxa" w:w="3230"/>
+            <w:tcW w:type="dxa" w:w="3324"/>
           </w:tcPr>
           <w:p>
             <w:pPr>
@@ -904,7 +1193,7 @@
       <w:tr>
         <w:tc>
           <w:tcPr>
-            <w:tcW w:type="dxa" w:w="3230"/>
+            <w:tcW w:type="dxa" w:w="3324"/>
           </w:tcPr>
           <w:p>
             <w:pPr>
@@ -925,7 +1214,7 @@
         </w:tc>
         <w:tc>
           <w:tcPr>
-            <w:tcW w:type="dxa" w:w="3230"/>
+            <w:tcW w:type="dxa" w:w="3324"/>
           </w:tcPr>
           <w:p>
             <w:pPr>
@@ -946,7 +1235,7 @@
         </w:tc>
         <w:tc>
           <w:tcPr>
-            <w:tcW w:type="dxa" w:w="3230"/>
+            <w:tcW w:type="dxa" w:w="3324"/>
           </w:tcPr>
           <w:p>
             <w:pPr>
@@ -969,7 +1258,7 @@
       <w:tr>
         <w:tc>
           <w:tcPr>
-            <w:tcW w:type="dxa" w:w="3230"/>
+            <w:tcW w:type="dxa" w:w="3324"/>
           </w:tcPr>
           <w:p>
             <w:pPr>
@@ -990,7 +1279,7 @@
         </w:tc>
         <w:tc>
           <w:tcPr>
-            <w:tcW w:type="dxa" w:w="3230"/>
+            <w:tcW w:type="dxa" w:w="3324"/>
           </w:tcPr>
           <w:p>
             <w:pPr>
@@ -1011,7 +1300,7 @@
         </w:tc>
         <w:tc>
           <w:tcPr>
-            <w:tcW w:type="dxa" w:w="3230"/>
+            <w:tcW w:type="dxa" w:w="3324"/>
           </w:tcPr>
           <w:p>
             <w:pPr>
@@ -1034,7 +1323,7 @@
       <w:tr>
         <w:tc>
           <w:tcPr>
-            <w:tcW w:type="dxa" w:w="3230"/>
+            <w:tcW w:type="dxa" w:w="3324"/>
           </w:tcPr>
           <w:p>
             <w:pPr>
@@ -1055,7 +1344,7 @@
         </w:tc>
         <w:tc>
           <w:tcPr>
-            <w:tcW w:type="dxa" w:w="3230"/>
+            <w:tcW w:type="dxa" w:w="3324"/>
           </w:tcPr>
           <w:p>
             <w:pPr>
@@ -1076,7 +1365,7 @@
         </w:tc>
         <w:tc>
           <w:tcPr>
-            <w:tcW w:type="dxa" w:w="3230"/>
+            <w:tcW w:type="dxa" w:w="3324"/>
           </w:tcPr>
           <w:p>
             <w:pPr>
@@ -1099,7 +1388,7 @@
       <w:tr>
         <w:tc>
           <w:tcPr>
-            <w:tcW w:type="dxa" w:w="3230"/>
+            <w:tcW w:type="dxa" w:w="3324"/>
           </w:tcPr>
           <w:p>
             <w:pPr>
@@ -1120,7 +1409,7 @@
         </w:tc>
         <w:tc>
           <w:tcPr>
-            <w:tcW w:type="dxa" w:w="3230"/>
+            <w:tcW w:type="dxa" w:w="3324"/>
           </w:tcPr>
           <w:p>
             <w:pPr>
@@ -1141,7 +1430,7 @@
         </w:tc>
         <w:tc>
           <w:tcPr>
-            <w:tcW w:type="dxa" w:w="3230"/>
+            <w:tcW w:type="dxa" w:w="3324"/>
           </w:tcPr>
           <w:p>
             <w:pPr>
@@ -1164,7 +1453,7 @@
       <w:tr>
         <w:tc>
           <w:tcPr>
-            <w:tcW w:type="dxa" w:w="3230"/>
+            <w:tcW w:type="dxa" w:w="3324"/>
           </w:tcPr>
           <w:p>
             <w:pPr>
@@ -1185,7 +1474,7 @@
         </w:tc>
         <w:tc>
           <w:tcPr>
-            <w:tcW w:type="dxa" w:w="3230"/>
+            <w:tcW w:type="dxa" w:w="3324"/>
           </w:tcPr>
           <w:p>
             <w:pPr>
@@ -1206,7 +1495,7 @@
         </w:tc>
         <w:tc>
           <w:tcPr>
-            <w:tcW w:type="dxa" w:w="3230"/>
+            <w:tcW w:type="dxa" w:w="3324"/>
           </w:tcPr>
           <w:p>
             <w:pPr>
@@ -1229,7 +1518,7 @@
       <w:tr>
         <w:tc>
           <w:tcPr>
-            <w:tcW w:type="dxa" w:w="3230"/>
+            <w:tcW w:type="dxa" w:w="3324"/>
           </w:tcPr>
           <w:p>
             <w:pPr>
@@ -1250,7 +1539,7 @@
         </w:tc>
         <w:tc>
           <w:tcPr>
-            <w:tcW w:type="dxa" w:w="3230"/>
+            <w:tcW w:type="dxa" w:w="3324"/>
           </w:tcPr>
           <w:p>
             <w:pPr>
@@ -1271,7 +1560,7 @@
         </w:tc>
         <w:tc>
           <w:tcPr>
-            <w:tcW w:type="dxa" w:w="3230"/>
+            <w:tcW w:type="dxa" w:w="3324"/>
           </w:tcPr>
           <w:p>
             <w:pPr>
@@ -1294,7 +1583,7 @@
       <w:tr>
         <w:tc>
           <w:tcPr>
-            <w:tcW w:type="dxa" w:w="3230"/>
+            <w:tcW w:type="dxa" w:w="3324"/>
           </w:tcPr>
           <w:p>
             <w:pPr>
@@ -1315,7 +1604,7 @@
         </w:tc>
         <w:tc>
           <w:tcPr>
-            <w:tcW w:type="dxa" w:w="3230"/>
+            <w:tcW w:type="dxa" w:w="3324"/>
           </w:tcPr>
           <w:p>
             <w:pPr>
@@ -1336,7 +1625,7 @@
         </w:tc>
         <w:tc>
           <w:tcPr>
-            <w:tcW w:type="dxa" w:w="3230"/>
+            <w:tcW w:type="dxa" w:w="3324"/>
           </w:tcPr>
           <w:p>
             <w:pPr>
@@ -1359,7 +1648,7 @@
       <w:tr>
         <w:tc>
           <w:tcPr>
-            <w:tcW w:type="dxa" w:w="3230"/>
+            <w:tcW w:type="dxa" w:w="3324"/>
           </w:tcPr>
           <w:p>
             <w:pPr>
@@ -1380,7 +1669,7 @@
         </w:tc>
         <w:tc>
           <w:tcPr>
-            <w:tcW w:type="dxa" w:w="3230"/>
+            <w:tcW w:type="dxa" w:w="3324"/>
           </w:tcPr>
           <w:p>
             <w:pPr>
@@ -1401,7 +1690,7 @@
         </w:tc>
         <w:tc>
           <w:tcPr>
-            <w:tcW w:type="dxa" w:w="3230"/>
+            <w:tcW w:type="dxa" w:w="3324"/>
           </w:tcPr>
           <w:p>
             <w:pPr>
@@ -1424,7 +1713,7 @@
       <w:tr>
         <w:tc>
           <w:tcPr>
-            <w:tcW w:type="dxa" w:w="3230"/>
+            <w:tcW w:type="dxa" w:w="3324"/>
           </w:tcPr>
           <w:p>
             <w:pPr>
@@ -1445,7 +1734,7 @@
         </w:tc>
         <w:tc>
           <w:tcPr>
-            <w:tcW w:type="dxa" w:w="3230"/>
+            <w:tcW w:type="dxa" w:w="3324"/>
           </w:tcPr>
           <w:p>
             <w:pPr>
@@ -1466,7 +1755,7 @@
         </w:tc>
         <w:tc>
           <w:tcPr>
-            <w:tcW w:type="dxa" w:w="3230"/>
+            <w:tcW w:type="dxa" w:w="3324"/>
           </w:tcPr>
           <w:p>
             <w:pPr>
@@ -1489,7 +1778,7 @@
       <w:tr>
         <w:tc>
           <w:tcPr>
-            <w:tcW w:type="dxa" w:w="3230"/>
+            <w:tcW w:type="dxa" w:w="3324"/>
           </w:tcPr>
           <w:p>
             <w:pPr>
@@ -1510,7 +1799,7 @@
         </w:tc>
         <w:tc>
           <w:tcPr>
-            <w:tcW w:type="dxa" w:w="3230"/>
+            <w:tcW w:type="dxa" w:w="3324"/>
           </w:tcPr>
           <w:p>
             <w:pPr>
@@ -1531,7 +1820,7 @@
         </w:tc>
         <w:tc>
           <w:tcPr>
-            <w:tcW w:type="dxa" w:w="3230"/>
+            <w:tcW w:type="dxa" w:w="3324"/>
           </w:tcPr>
           <w:p>
             <w:pPr>
@@ -1554,7 +1843,7 @@
       <w:tr>
         <w:tc>
           <w:tcPr>
-            <w:tcW w:type="dxa" w:w="3230"/>
+            <w:tcW w:type="dxa" w:w="3324"/>
           </w:tcPr>
           <w:p>
             <w:pPr>
@@ -1575,7 +1864,7 @@
         </w:tc>
         <w:tc>
           <w:tcPr>
-            <w:tcW w:type="dxa" w:w="3230"/>
+            <w:tcW w:type="dxa" w:w="3324"/>
           </w:tcPr>
           <w:p>
             <w:pPr>
@@ -1596,7 +1885,7 @@
         </w:tc>
         <w:tc>
           <w:tcPr>
-            <w:tcW w:type="dxa" w:w="3230"/>
+            <w:tcW w:type="dxa" w:w="3324"/>
           </w:tcPr>
           <w:p>
             <w:pPr>
@@ -1619,7 +1908,7 @@
       <w:tr>
         <w:tc>
           <w:tcPr>
-            <w:tcW w:type="dxa" w:w="3230"/>
+            <w:tcW w:type="dxa" w:w="3324"/>
           </w:tcPr>
           <w:p>
             <w:pPr>
@@ -1640,7 +1929,7 @@
         </w:tc>
         <w:tc>
           <w:tcPr>
-            <w:tcW w:type="dxa" w:w="3230"/>
+            <w:tcW w:type="dxa" w:w="3324"/>
           </w:tcPr>
           <w:p>
             <w:pPr>
@@ -1661,7 +1950,7 @@
         </w:tc>
         <w:tc>
           <w:tcPr>
-            <w:tcW w:type="dxa" w:w="3230"/>
+            <w:tcW w:type="dxa" w:w="3324"/>
           </w:tcPr>
           <w:p>
             <w:pPr>
@@ -2741,13 +3030,13 @@
         <w:tblLook w:firstColumn="1" w:firstRow="1" w:lastColumn="0" w:lastRow="0" w:noHBand="0" w:noVBand="1" w:val="04A0"/>
       </w:tblPr>
       <w:tblGrid>
-        <w:gridCol w:w="4844"/>
-        <w:gridCol w:w="4844"/>
+        <w:gridCol w:w="4986"/>
+        <w:gridCol w:w="4986"/>
       </w:tblGrid>
       <w:tr>
         <w:tc>
           <w:tcPr>
-            <w:tcW w:type="dxa" w:w="4844"/>
+            <w:tcW w:type="dxa" w:w="4986"/>
           </w:tcPr>
           <w:p>
             <w:pPr>
@@ -2768,7 +3057,7 @@
         </w:tc>
         <w:tc>
           <w:tcPr>
-            <w:tcW w:type="dxa" w:w="4844"/>
+            <w:tcW w:type="dxa" w:w="4986"/>
           </w:tcPr>
           <w:p>
             <w:pPr>
@@ -2791,7 +3080,7 @@
       <w:tr>
         <w:tc>
           <w:tcPr>
-            <w:tcW w:type="dxa" w:w="4844"/>
+            <w:tcW w:type="dxa" w:w="4986"/>
           </w:tcPr>
           <w:p>
             <w:pPr>
@@ -2812,7 +3101,7 @@
         </w:tc>
         <w:tc>
           <w:tcPr>
-            <w:tcW w:type="dxa" w:w="4844"/>
+            <w:tcW w:type="dxa" w:w="4986"/>
           </w:tcPr>
           <w:p>
             <w:pPr>
@@ -2835,7 +3124,7 @@
       <w:tr>
         <w:tc>
           <w:tcPr>
-            <w:tcW w:type="dxa" w:w="4844"/>
+            <w:tcW w:type="dxa" w:w="4986"/>
           </w:tcPr>
           <w:p>
             <w:pPr>
@@ -2856,7 +3145,7 @@
         </w:tc>
         <w:tc>
           <w:tcPr>
-            <w:tcW w:type="dxa" w:w="4844"/>
+            <w:tcW w:type="dxa" w:w="4986"/>
           </w:tcPr>
           <w:p>
             <w:pPr>
@@ -2879,7 +3168,7 @@
       <w:tr>
         <w:tc>
           <w:tcPr>
-            <w:tcW w:type="dxa" w:w="4844"/>
+            <w:tcW w:type="dxa" w:w="4986"/>
           </w:tcPr>
           <w:p>
             <w:pPr>
@@ -2900,7 +3189,7 @@
         </w:tc>
         <w:tc>
           <w:tcPr>
-            <w:tcW w:type="dxa" w:w="4844"/>
+            <w:tcW w:type="dxa" w:w="4986"/>
           </w:tcPr>
           <w:p>
             <w:pPr>
@@ -2923,7 +3212,7 @@
       <w:tr>
         <w:tc>
           <w:tcPr>
-            <w:tcW w:type="dxa" w:w="4844"/>
+            <w:tcW w:type="dxa" w:w="4986"/>
           </w:tcPr>
           <w:p>
             <w:pPr>
@@ -2944,7 +3233,7 @@
         </w:tc>
         <w:tc>
           <w:tcPr>
-            <w:tcW w:type="dxa" w:w="4844"/>
+            <w:tcW w:type="dxa" w:w="4986"/>
           </w:tcPr>
           <w:p>
             <w:pPr>
@@ -4218,14 +4507,14 @@
         <w:tblLook w:firstColumn="1" w:firstRow="1" w:lastColumn="0" w:lastRow="0" w:noHBand="0" w:noVBand="1" w:val="04A0"/>
       </w:tblPr>
       <w:tblGrid>
-        <w:gridCol w:w="3230"/>
-        <w:gridCol w:w="3230"/>
-        <w:gridCol w:w="3230"/>
+        <w:gridCol w:w="3324"/>
+        <w:gridCol w:w="3324"/>
+        <w:gridCol w:w="3324"/>
       </w:tblGrid>
       <w:tr>
         <w:tc>
           <w:tcPr>
-            <w:tcW w:type="dxa" w:w="3230"/>
+            <w:tcW w:type="dxa" w:w="3324"/>
           </w:tcPr>
           <w:p>
             <w:pPr>
@@ -4246,7 +4535,7 @@
         </w:tc>
         <w:tc>
           <w:tcPr>
-            <w:tcW w:type="dxa" w:w="3230"/>
+            <w:tcW w:type="dxa" w:w="3324"/>
           </w:tcPr>
           <w:p>
             <w:pPr>
@@ -4267,7 +4556,7 @@
         </w:tc>
         <w:tc>
           <w:tcPr>
-            <w:tcW w:type="dxa" w:w="3230"/>
+            <w:tcW w:type="dxa" w:w="3324"/>
           </w:tcPr>
           <w:p>
             <w:pPr>
@@ -4290,7 +4579,7 @@
       <w:tr>
         <w:tc>
           <w:tcPr>
-            <w:tcW w:type="dxa" w:w="3230"/>
+            <w:tcW w:type="dxa" w:w="3324"/>
           </w:tcPr>
           <w:p>
             <w:pPr>
@@ -4311,7 +4600,7 @@
         </w:tc>
         <w:tc>
           <w:tcPr>
-            <w:tcW w:type="dxa" w:w="3230"/>
+            <w:tcW w:type="dxa" w:w="3324"/>
           </w:tcPr>
           <w:p>
             <w:pPr>
@@ -4341,7 +4630,7 @@
         </w:tc>
         <w:tc>
           <w:tcPr>
-            <w:tcW w:type="dxa" w:w="3230"/>
+            <w:tcW w:type="dxa" w:w="3324"/>
           </w:tcPr>
           <w:p>
             <w:pPr>
@@ -4364,7 +4653,7 @@
       <w:tr>
         <w:tc>
           <w:tcPr>
-            <w:tcW w:type="dxa" w:w="3230"/>
+            <w:tcW w:type="dxa" w:w="3324"/>
           </w:tcPr>
           <w:p>
             <w:pPr>
@@ -4385,7 +4674,7 @@
         </w:tc>
         <w:tc>
           <w:tcPr>
-            <w:tcW w:type="dxa" w:w="3230"/>
+            <w:tcW w:type="dxa" w:w="3324"/>
           </w:tcPr>
           <w:p>
             <w:pPr>
@@ -4415,7 +4704,7 @@
         </w:tc>
         <w:tc>
           <w:tcPr>
-            <w:tcW w:type="dxa" w:w="3230"/>
+            <w:tcW w:type="dxa" w:w="3324"/>
           </w:tcPr>
           <w:p>
             <w:pPr>
@@ -4485,14 +4774,14 @@
         <w:tblLook w:firstColumn="1" w:firstRow="1" w:lastColumn="0" w:lastRow="0" w:noHBand="0" w:noVBand="1" w:val="04A0"/>
       </w:tblPr>
       <w:tblGrid>
-        <w:gridCol w:w="3230"/>
-        <w:gridCol w:w="3230"/>
-        <w:gridCol w:w="3230"/>
+        <w:gridCol w:w="3324"/>
+        <w:gridCol w:w="3324"/>
+        <w:gridCol w:w="3324"/>
       </w:tblGrid>
       <w:tr>
         <w:tc>
           <w:tcPr>
-            <w:tcW w:type="dxa" w:w="3230"/>
+            <w:tcW w:type="dxa" w:w="3324"/>
           </w:tcPr>
           <w:p>
             <w:pPr>
@@ -4513,7 +4802,7 @@
         </w:tc>
         <w:tc>
           <w:tcPr>
-            <w:tcW w:type="dxa" w:w="3230"/>
+            <w:tcW w:type="dxa" w:w="3324"/>
           </w:tcPr>
           <w:p>
             <w:pPr>
@@ -4534,7 +4823,7 @@
         </w:tc>
         <w:tc>
           <w:tcPr>
-            <w:tcW w:type="dxa" w:w="3230"/>
+            <w:tcW w:type="dxa" w:w="3324"/>
           </w:tcPr>
           <w:p>
             <w:pPr>
@@ -4557,7 +4846,7 @@
       <w:tr>
         <w:tc>
           <w:tcPr>
-            <w:tcW w:type="dxa" w:w="3230"/>
+            <w:tcW w:type="dxa" w:w="3324"/>
           </w:tcPr>
           <w:p>
             <w:pPr>
@@ -4578,7 +4867,7 @@
         </w:tc>
         <w:tc>
           <w:tcPr>
-            <w:tcW w:type="dxa" w:w="3230"/>
+            <w:tcW w:type="dxa" w:w="3324"/>
           </w:tcPr>
           <w:p>
             <w:pPr>
@@ -4599,7 +4888,7 @@
         </w:tc>
         <w:tc>
           <w:tcPr>
-            <w:tcW w:type="dxa" w:w="3230"/>
+            <w:tcW w:type="dxa" w:w="3324"/>
           </w:tcPr>
           <w:p>
             <w:pPr>
@@ -4622,7 +4911,7 @@
       <w:tr>
         <w:tc>
           <w:tcPr>
-            <w:tcW w:type="dxa" w:w="3230"/>
+            <w:tcW w:type="dxa" w:w="3324"/>
           </w:tcPr>
           <w:p>
             <w:pPr>
@@ -4643,7 +4932,7 @@
         </w:tc>
         <w:tc>
           <w:tcPr>
-            <w:tcW w:type="dxa" w:w="3230"/>
+            <w:tcW w:type="dxa" w:w="3324"/>
           </w:tcPr>
           <w:p>
             <w:pPr>
@@ -4664,7 +4953,7 @@
         </w:tc>
         <w:tc>
           <w:tcPr>
-            <w:tcW w:type="dxa" w:w="3230"/>
+            <w:tcW w:type="dxa" w:w="3324"/>
           </w:tcPr>
           <w:p>
             <w:pPr>
@@ -4687,7 +4976,7 @@
       <w:tr>
         <w:tc>
           <w:tcPr>
-            <w:tcW w:type="dxa" w:w="3230"/>
+            <w:tcW w:type="dxa" w:w="3324"/>
           </w:tcPr>
           <w:p>
             <w:pPr>
@@ -4708,7 +4997,7 @@
         </w:tc>
         <w:tc>
           <w:tcPr>
-            <w:tcW w:type="dxa" w:w="3230"/>
+            <w:tcW w:type="dxa" w:w="3324"/>
           </w:tcPr>
           <w:p>
             <w:pPr>
@@ -4729,7 +5018,7 @@
         </w:tc>
         <w:tc>
           <w:tcPr>
-            <w:tcW w:type="dxa" w:w="3230"/>
+            <w:tcW w:type="dxa" w:w="3324"/>
           </w:tcPr>
           <w:p>
             <w:pPr>
@@ -4752,7 +5041,7 @@
       <w:tr>
         <w:tc>
           <w:tcPr>
-            <w:tcW w:type="dxa" w:w="3230"/>
+            <w:tcW w:type="dxa" w:w="3324"/>
           </w:tcPr>
           <w:p>
             <w:pPr>
@@ -4773,7 +5062,7 @@
         </w:tc>
         <w:tc>
           <w:tcPr>
-            <w:tcW w:type="dxa" w:w="3230"/>
+            <w:tcW w:type="dxa" w:w="3324"/>
           </w:tcPr>
           <w:p>
             <w:pPr>
@@ -4794,7 +5083,7 @@
         </w:tc>
         <w:tc>
           <w:tcPr>
-            <w:tcW w:type="dxa" w:w="3230"/>
+            <w:tcW w:type="dxa" w:w="3324"/>
           </w:tcPr>
           <w:p>
             <w:pPr>
@@ -4817,7 +5106,7 @@
       <w:tr>
         <w:tc>
           <w:tcPr>
-            <w:tcW w:type="dxa" w:w="3230"/>
+            <w:tcW w:type="dxa" w:w="3324"/>
           </w:tcPr>
           <w:p>
             <w:pPr>
@@ -4838,7 +5127,7 @@
         </w:tc>
         <w:tc>
           <w:tcPr>
-            <w:tcW w:type="dxa" w:w="3230"/>
+            <w:tcW w:type="dxa" w:w="3324"/>
           </w:tcPr>
           <w:p>
             <w:pPr>
@@ -4859,7 +5148,7 @@
         </w:tc>
         <w:tc>
           <w:tcPr>
-            <w:tcW w:type="dxa" w:w="3230"/>
+            <w:tcW w:type="dxa" w:w="3324"/>
           </w:tcPr>
           <w:p>
             <w:pPr>
@@ -4882,7 +5171,7 @@
       <w:tr>
         <w:tc>
           <w:tcPr>
-            <w:tcW w:type="dxa" w:w="3230"/>
+            <w:tcW w:type="dxa" w:w="3324"/>
           </w:tcPr>
           <w:p>
             <w:pPr>
@@ -4903,7 +5192,7 @@
         </w:tc>
         <w:tc>
           <w:tcPr>
-            <w:tcW w:type="dxa" w:w="3230"/>
+            <w:tcW w:type="dxa" w:w="3324"/>
           </w:tcPr>
           <w:p>
             <w:pPr>
@@ -4924,7 +5213,7 @@
         </w:tc>
         <w:tc>
           <w:tcPr>
-            <w:tcW w:type="dxa" w:w="3230"/>
+            <w:tcW w:type="dxa" w:w="3324"/>
           </w:tcPr>
           <w:p>
             <w:pPr>
@@ -4947,7 +5236,7 @@
       <w:tr>
         <w:tc>
           <w:tcPr>
-            <w:tcW w:type="dxa" w:w="3230"/>
+            <w:tcW w:type="dxa" w:w="3324"/>
           </w:tcPr>
           <w:p>
             <w:pPr>
@@ -4968,7 +5257,7 @@
         </w:tc>
         <w:tc>
           <w:tcPr>
-            <w:tcW w:type="dxa" w:w="3230"/>
+            <w:tcW w:type="dxa" w:w="3324"/>
           </w:tcPr>
           <w:p>
             <w:pPr>
@@ -4989,7 +5278,7 @@
         </w:tc>
         <w:tc>
           <w:tcPr>
-            <w:tcW w:type="dxa" w:w="3230"/>
+            <w:tcW w:type="dxa" w:w="3324"/>
           </w:tcPr>
           <w:p>
             <w:pPr>
@@ -5012,7 +5301,7 @@
       <w:tr>
         <w:tc>
           <w:tcPr>
-            <w:tcW w:type="dxa" w:w="3230"/>
+            <w:tcW w:type="dxa" w:w="3324"/>
           </w:tcPr>
           <w:p>
             <w:pPr>
@@ -5033,7 +5322,7 @@
         </w:tc>
         <w:tc>
           <w:tcPr>
-            <w:tcW w:type="dxa" w:w="3230"/>
+            <w:tcW w:type="dxa" w:w="3324"/>
           </w:tcPr>
           <w:p>
             <w:pPr>
@@ -5054,7 +5343,7 @@
         </w:tc>
         <w:tc>
           <w:tcPr>
-            <w:tcW w:type="dxa" w:w="3230"/>
+            <w:tcW w:type="dxa" w:w="3324"/>
           </w:tcPr>
           <w:p>
             <w:pPr>
@@ -5077,7 +5366,7 @@
       <w:tr>
         <w:tc>
           <w:tcPr>
-            <w:tcW w:type="dxa" w:w="3230"/>
+            <w:tcW w:type="dxa" w:w="3324"/>
           </w:tcPr>
           <w:p>
             <w:pPr>
@@ -5098,7 +5387,7 @@
         </w:tc>
         <w:tc>
           <w:tcPr>
-            <w:tcW w:type="dxa" w:w="3230"/>
+            <w:tcW w:type="dxa" w:w="3324"/>
           </w:tcPr>
           <w:p>
             <w:pPr>
@@ -5119,7 +5408,7 @@
         </w:tc>
         <w:tc>
           <w:tcPr>
-            <w:tcW w:type="dxa" w:w="3230"/>
+            <w:tcW w:type="dxa" w:w="3324"/>
           </w:tcPr>
           <w:p>
             <w:pPr>
@@ -5142,7 +5431,7 @@
       <w:tr>
         <w:tc>
           <w:tcPr>
-            <w:tcW w:type="dxa" w:w="3230"/>
+            <w:tcW w:type="dxa" w:w="3324"/>
           </w:tcPr>
           <w:p>
             <w:pPr>
@@ -5163,7 +5452,7 @@
         </w:tc>
         <w:tc>
           <w:tcPr>
-            <w:tcW w:type="dxa" w:w="3230"/>
+            <w:tcW w:type="dxa" w:w="3324"/>
           </w:tcPr>
           <w:p>
             <w:pPr>
@@ -5184,7 +5473,7 @@
         </w:tc>
         <w:tc>
           <w:tcPr>
-            <w:tcW w:type="dxa" w:w="3230"/>
+            <w:tcW w:type="dxa" w:w="3324"/>
           </w:tcPr>
           <w:p>
             <w:pPr>
@@ -5761,16 +6050,16 @@
         <w:tblLook w:firstColumn="1" w:firstRow="1" w:lastColumn="0" w:lastRow="0" w:noHBand="0" w:noVBand="1" w:val="04A0"/>
       </w:tblPr>
       <w:tblGrid>
-        <w:gridCol w:w="1938"/>
-        <w:gridCol w:w="1938"/>
-        <w:gridCol w:w="1938"/>
-        <w:gridCol w:w="1938"/>
-        <w:gridCol w:w="1938"/>
+        <w:gridCol w:w="1994"/>
+        <w:gridCol w:w="1994"/>
+        <w:gridCol w:w="1994"/>
+        <w:gridCol w:w="1994"/>
+        <w:gridCol w:w="1994"/>
       </w:tblGrid>
       <w:tr>
         <w:tc>
           <w:tcPr>
-            <w:tcW w:type="dxa" w:w="1938"/>
+            <w:tcW w:type="dxa" w:w="1994"/>
           </w:tcPr>
           <w:p>
             <w:pPr>
@@ -5791,7 +6080,7 @@
         </w:tc>
         <w:tc>
           <w:tcPr>
-            <w:tcW w:type="dxa" w:w="1938"/>
+            <w:tcW w:type="dxa" w:w="1994"/>
           </w:tcPr>
           <w:p>
             <w:pPr>
@@ -5812,7 +6101,7 @@
         </w:tc>
         <w:tc>
           <w:tcPr>
-            <w:tcW w:type="dxa" w:w="1938"/>
+            <w:tcW w:type="dxa" w:w="1994"/>
           </w:tcPr>
           <w:p>
             <w:pPr>
@@ -5833,7 +6122,7 @@
         </w:tc>
         <w:tc>
           <w:tcPr>
-            <w:tcW w:type="dxa" w:w="1938"/>
+            <w:tcW w:type="dxa" w:w="1994"/>
           </w:tcPr>
           <w:p>
             <w:pPr>
@@ -5854,7 +6143,7 @@
         </w:tc>
         <w:tc>
           <w:tcPr>
-            <w:tcW w:type="dxa" w:w="1938"/>
+            <w:tcW w:type="dxa" w:w="1994"/>
           </w:tcPr>
           <w:p>
             <w:pPr>
@@ -5877,7 +6166,7 @@
       <w:tr>
         <w:tc>
           <w:tcPr>
-            <w:tcW w:type="dxa" w:w="1938"/>
+            <w:tcW w:type="dxa" w:w="1994"/>
           </w:tcPr>
           <w:p>
             <w:pPr>
@@ -5898,7 +6187,7 @@
         </w:tc>
         <w:tc>
           <w:tcPr>
-            <w:tcW w:type="dxa" w:w="1938"/>
+            <w:tcW w:type="dxa" w:w="1994"/>
           </w:tcPr>
           <w:p>
             <w:pPr>
@@ -5919,7 +6208,7 @@
         </w:tc>
         <w:tc>
           <w:tcPr>
-            <w:tcW w:type="dxa" w:w="1938"/>
+            <w:tcW w:type="dxa" w:w="1994"/>
           </w:tcPr>
           <w:p>
             <w:pPr>
@@ -5949,7 +6238,7 @@
         </w:tc>
         <w:tc>
           <w:tcPr>
-            <w:tcW w:type="dxa" w:w="1938"/>
+            <w:tcW w:type="dxa" w:w="1994"/>
           </w:tcPr>
           <w:p>
             <w:pPr>
@@ -5970,7 +6259,7 @@
         </w:tc>
         <w:tc>
           <w:tcPr>
-            <w:tcW w:type="dxa" w:w="1938"/>
+            <w:tcW w:type="dxa" w:w="1994"/>
           </w:tcPr>
           <w:p>
             <w:pPr>
@@ -5993,7 +6282,7 @@
       <w:tr>
         <w:tc>
           <w:tcPr>
-            <w:tcW w:type="dxa" w:w="1938"/>
+            <w:tcW w:type="dxa" w:w="1994"/>
           </w:tcPr>
           <w:p>
             <w:pPr>
@@ -6014,7 +6303,7 @@
         </w:tc>
         <w:tc>
           <w:tcPr>
-            <w:tcW w:type="dxa" w:w="1938"/>
+            <w:tcW w:type="dxa" w:w="1994"/>
           </w:tcPr>
           <w:p>
             <w:pPr>
@@ -6035,7 +6324,7 @@
         </w:tc>
         <w:tc>
           <w:tcPr>
-            <w:tcW w:type="dxa" w:w="1938"/>
+            <w:tcW w:type="dxa" w:w="1994"/>
           </w:tcPr>
           <w:p>
             <w:pPr>
@@ -6065,7 +6354,7 @@
         </w:tc>
         <w:tc>
           <w:tcPr>
-            <w:tcW w:type="dxa" w:w="1938"/>
+            <w:tcW w:type="dxa" w:w="1994"/>
           </w:tcPr>
           <w:p>
             <w:pPr>
@@ -6086,7 +6375,7 @@
         </w:tc>
         <w:tc>
           <w:tcPr>
-            <w:tcW w:type="dxa" w:w="1938"/>
+            <w:tcW w:type="dxa" w:w="1994"/>
           </w:tcPr>
           <w:p>
             <w:pPr>
@@ -6109,7 +6398,7 @@
       <w:tr>
         <w:tc>
           <w:tcPr>
-            <w:tcW w:type="dxa" w:w="1938"/>
+            <w:tcW w:type="dxa" w:w="1994"/>
           </w:tcPr>
           <w:p>
             <w:pPr>
@@ -6130,7 +6419,7 @@
         </w:tc>
         <w:tc>
           <w:tcPr>
-            <w:tcW w:type="dxa" w:w="1938"/>
+            <w:tcW w:type="dxa" w:w="1994"/>
           </w:tcPr>
           <w:p>
             <w:pPr>
@@ -6151,7 +6440,7 @@
         </w:tc>
         <w:tc>
           <w:tcPr>
-            <w:tcW w:type="dxa" w:w="1938"/>
+            <w:tcW w:type="dxa" w:w="1994"/>
           </w:tcPr>
           <w:p>
             <w:pPr>
@@ -6199,7 +6488,7 @@
         </w:tc>
         <w:tc>
           <w:tcPr>
-            <w:tcW w:type="dxa" w:w="1938"/>
+            <w:tcW w:type="dxa" w:w="1994"/>
           </w:tcPr>
           <w:p>
             <w:pPr>
@@ -6220,7 +6509,7 @@
         </w:tc>
         <w:tc>
           <w:tcPr>
-            <w:tcW w:type="dxa" w:w="1938"/>
+            <w:tcW w:type="dxa" w:w="1994"/>
           </w:tcPr>
           <w:p>
             <w:pPr>
@@ -6243,7 +6532,7 @@
       <w:tr>
         <w:tc>
           <w:tcPr>
-            <w:tcW w:type="dxa" w:w="1938"/>
+            <w:tcW w:type="dxa" w:w="1994"/>
           </w:tcPr>
           <w:p>
             <w:pPr>
@@ -6264,7 +6553,7 @@
         </w:tc>
         <w:tc>
           <w:tcPr>
-            <w:tcW w:type="dxa" w:w="1938"/>
+            <w:tcW w:type="dxa" w:w="1994"/>
           </w:tcPr>
           <w:p>
             <w:pPr>
@@ -6285,7 +6574,7 @@
         </w:tc>
         <w:tc>
           <w:tcPr>
-            <w:tcW w:type="dxa" w:w="1938"/>
+            <w:tcW w:type="dxa" w:w="1994"/>
           </w:tcPr>
           <w:p>
             <w:pPr>
@@ -6333,7 +6622,7 @@
         </w:tc>
         <w:tc>
           <w:tcPr>
-            <w:tcW w:type="dxa" w:w="1938"/>
+            <w:tcW w:type="dxa" w:w="1994"/>
           </w:tcPr>
           <w:p>
             <w:pPr>
@@ -6354,7 +6643,7 @@
         </w:tc>
         <w:tc>
           <w:tcPr>
-            <w:tcW w:type="dxa" w:w="1938"/>
+            <w:tcW w:type="dxa" w:w="1994"/>
           </w:tcPr>
           <w:p>
             <w:pPr>
@@ -6377,7 +6666,7 @@
       <w:tr>
         <w:tc>
           <w:tcPr>
-            <w:tcW w:type="dxa" w:w="1938"/>
+            <w:tcW w:type="dxa" w:w="1994"/>
           </w:tcPr>
           <w:p>
             <w:pPr>
@@ -6398,7 +6687,7 @@
         </w:tc>
         <w:tc>
           <w:tcPr>
-            <w:tcW w:type="dxa" w:w="1938"/>
+            <w:tcW w:type="dxa" w:w="1994"/>
           </w:tcPr>
           <w:p>
             <w:pPr>
@@ -6419,7 +6708,7 @@
         </w:tc>
         <w:tc>
           <w:tcPr>
-            <w:tcW w:type="dxa" w:w="1938"/>
+            <w:tcW w:type="dxa" w:w="1994"/>
           </w:tcPr>
           <w:p>
             <w:pPr>
@@ -6449,7 +6738,7 @@
         </w:tc>
         <w:tc>
           <w:tcPr>
-            <w:tcW w:type="dxa" w:w="1938"/>
+            <w:tcW w:type="dxa" w:w="1994"/>
           </w:tcPr>
           <w:p>
             <w:pPr>
@@ -6470,7 +6759,7 @@
         </w:tc>
         <w:tc>
           <w:tcPr>
-            <w:tcW w:type="dxa" w:w="1938"/>
+            <w:tcW w:type="dxa" w:w="1994"/>
           </w:tcPr>
           <w:p>
             <w:pPr>
@@ -6493,7 +6782,7 @@
       <w:tr>
         <w:tc>
           <w:tcPr>
-            <w:tcW w:type="dxa" w:w="1938"/>
+            <w:tcW w:type="dxa" w:w="1994"/>
           </w:tcPr>
           <w:p>
             <w:pPr>
@@ -6514,7 +6803,7 @@
         </w:tc>
         <w:tc>
           <w:tcPr>
-            <w:tcW w:type="dxa" w:w="1938"/>
+            <w:tcW w:type="dxa" w:w="1994"/>
           </w:tcPr>
           <w:p>
             <w:pPr>
@@ -6535,7 +6824,7 @@
         </w:tc>
         <w:tc>
           <w:tcPr>
-            <w:tcW w:type="dxa" w:w="1938"/>
+            <w:tcW w:type="dxa" w:w="1994"/>
           </w:tcPr>
           <w:p>
             <w:pPr>
@@ -6565,7 +6854,7 @@
         </w:tc>
         <w:tc>
           <w:tcPr>
-            <w:tcW w:type="dxa" w:w="1938"/>
+            <w:tcW w:type="dxa" w:w="1994"/>
           </w:tcPr>
           <w:p>
             <w:pPr>
@@ -6586,7 +6875,7 @@
         </w:tc>
         <w:tc>
           <w:tcPr>
-            <w:tcW w:type="dxa" w:w="1938"/>
+            <w:tcW w:type="dxa" w:w="1994"/>
           </w:tcPr>
           <w:p>
             <w:pPr>
@@ -6609,7 +6898,7 @@
       <w:tr>
         <w:tc>
           <w:tcPr>
-            <w:tcW w:type="dxa" w:w="1938"/>
+            <w:tcW w:type="dxa" w:w="1994"/>
           </w:tcPr>
           <w:p>
             <w:pPr>
@@ -6648,7 +6937,7 @@
         </w:tc>
         <w:tc>
           <w:tcPr>
-            <w:tcW w:type="dxa" w:w="1938"/>
+            <w:tcW w:type="dxa" w:w="1994"/>
           </w:tcPr>
           <w:p>
             <w:pPr>
@@ -6669,7 +6958,7 @@
         </w:tc>
         <w:tc>
           <w:tcPr>
-            <w:tcW w:type="dxa" w:w="1938"/>
+            <w:tcW w:type="dxa" w:w="1994"/>
           </w:tcPr>
           <w:p>
             <w:pPr>
@@ -6699,7 +6988,7 @@
         </w:tc>
         <w:tc>
           <w:tcPr>
-            <w:tcW w:type="dxa" w:w="1938"/>
+            <w:tcW w:type="dxa" w:w="1994"/>
           </w:tcPr>
           <w:p>
             <w:pPr>
@@ -6720,7 +7009,7 @@
         </w:tc>
         <w:tc>
           <w:tcPr>
-            <w:tcW w:type="dxa" w:w="1938"/>
+            <w:tcW w:type="dxa" w:w="1994"/>
           </w:tcPr>
           <w:p>
             <w:pPr>
@@ -6743,7 +7032,7 @@
       <w:tr>
         <w:tc>
           <w:tcPr>
-            <w:tcW w:type="dxa" w:w="1938"/>
+            <w:tcW w:type="dxa" w:w="1994"/>
           </w:tcPr>
           <w:p>
             <w:pPr>
@@ -6764,7 +7053,7 @@
         </w:tc>
         <w:tc>
           <w:tcPr>
-            <w:tcW w:type="dxa" w:w="1938"/>
+            <w:tcW w:type="dxa" w:w="1994"/>
           </w:tcPr>
           <w:p>
             <w:pPr>
@@ -6785,7 +7074,7 @@
         </w:tc>
         <w:tc>
           <w:tcPr>
-            <w:tcW w:type="dxa" w:w="1938"/>
+            <w:tcW w:type="dxa" w:w="1994"/>
           </w:tcPr>
           <w:p>
             <w:pPr>
@@ -6815,7 +7104,7 @@
         </w:tc>
         <w:tc>
           <w:tcPr>
-            <w:tcW w:type="dxa" w:w="1938"/>
+            <w:tcW w:type="dxa" w:w="1994"/>
           </w:tcPr>
           <w:p>
             <w:pPr>
@@ -6836,7 +7125,7 @@
         </w:tc>
         <w:tc>
           <w:tcPr>
-            <w:tcW w:type="dxa" w:w="1938"/>
+            <w:tcW w:type="dxa" w:w="1994"/>
           </w:tcPr>
           <w:p>
             <w:pPr>
@@ -6859,7 +7148,7 @@
       <w:tr>
         <w:tc>
           <w:tcPr>
-            <w:tcW w:type="dxa" w:w="1938"/>
+            <w:tcW w:type="dxa" w:w="1994"/>
           </w:tcPr>
           <w:p>
             <w:pPr>
@@ -6880,7 +7169,7 @@
         </w:tc>
         <w:tc>
           <w:tcPr>
-            <w:tcW w:type="dxa" w:w="1938"/>
+            <w:tcW w:type="dxa" w:w="1994"/>
           </w:tcPr>
           <w:p>
             <w:pPr>
@@ -6901,7 +7190,7 @@
         </w:tc>
         <w:tc>
           <w:tcPr>
-            <w:tcW w:type="dxa" w:w="1938"/>
+            <w:tcW w:type="dxa" w:w="1994"/>
           </w:tcPr>
           <w:p>
             <w:pPr>
@@ -6931,7 +7220,7 @@
         </w:tc>
         <w:tc>
           <w:tcPr>
-            <w:tcW w:type="dxa" w:w="1938"/>
+            <w:tcW w:type="dxa" w:w="1994"/>
           </w:tcPr>
           <w:p>
             <w:pPr>
@@ -6952,7 +7241,7 @@
         </w:tc>
         <w:tc>
           <w:tcPr>
-            <w:tcW w:type="dxa" w:w="1938"/>
+            <w:tcW w:type="dxa" w:w="1994"/>
           </w:tcPr>
           <w:p>
             <w:pPr>
@@ -6975,7 +7264,7 @@
       <w:tr>
         <w:tc>
           <w:tcPr>
-            <w:tcW w:type="dxa" w:w="1938"/>
+            <w:tcW w:type="dxa" w:w="1994"/>
           </w:tcPr>
           <w:p>
             <w:pPr>
@@ -6996,7 +7285,7 @@
         </w:tc>
         <w:tc>
           <w:tcPr>
-            <w:tcW w:type="dxa" w:w="1938"/>
+            <w:tcW w:type="dxa" w:w="1994"/>
           </w:tcPr>
           <w:p>
             <w:pPr>
@@ -7017,7 +7306,7 @@
         </w:tc>
         <w:tc>
           <w:tcPr>
-            <w:tcW w:type="dxa" w:w="1938"/>
+            <w:tcW w:type="dxa" w:w="1994"/>
           </w:tcPr>
           <w:p>
             <w:pPr>
@@ -7047,7 +7336,7 @@
         </w:tc>
         <w:tc>
           <w:tcPr>
-            <w:tcW w:type="dxa" w:w="1938"/>
+            <w:tcW w:type="dxa" w:w="1994"/>
           </w:tcPr>
           <w:p>
             <w:pPr>
@@ -7068,7 +7357,7 @@
         </w:tc>
         <w:tc>
           <w:tcPr>
-            <w:tcW w:type="dxa" w:w="1938"/>
+            <w:tcW w:type="dxa" w:w="1994"/>
           </w:tcPr>
           <w:p>
             <w:pPr>
@@ -7115,15 +7404,15 @@
         <w:tblLook w:firstColumn="1" w:firstRow="1" w:lastColumn="0" w:lastRow="0" w:noHBand="0" w:noVBand="1" w:val="04A0"/>
       </w:tblPr>
       <w:tblGrid>
-        <w:gridCol w:w="2422"/>
-        <w:gridCol w:w="2422"/>
-        <w:gridCol w:w="2422"/>
-        <w:gridCol w:w="2422"/>
+        <w:gridCol w:w="2493"/>
+        <w:gridCol w:w="2493"/>
+        <w:gridCol w:w="2493"/>
+        <w:gridCol w:w="2493"/>
       </w:tblGrid>
       <w:tr>
         <w:tc>
           <w:tcPr>
-            <w:tcW w:type="dxa" w:w="2422"/>
+            <w:tcW w:type="dxa" w:w="2493"/>
           </w:tcPr>
           <w:p>
             <w:pPr>
@@ -7144,7 +7433,7 @@
         </w:tc>
         <w:tc>
           <w:tcPr>
-            <w:tcW w:type="dxa" w:w="2422"/>
+            <w:tcW w:type="dxa" w:w="2493"/>
           </w:tcPr>
           <w:p>
             <w:pPr>
@@ -7165,7 +7454,7 @@
         </w:tc>
         <w:tc>
           <w:tcPr>
-            <w:tcW w:type="dxa" w:w="2422"/>
+            <w:tcW w:type="dxa" w:w="2493"/>
           </w:tcPr>
           <w:p>
             <w:pPr>
@@ -7186,7 +7475,7 @@
         </w:tc>
         <w:tc>
           <w:tcPr>
-            <w:tcW w:type="dxa" w:w="2422"/>
+            <w:tcW w:type="dxa" w:w="2493"/>
           </w:tcPr>
           <w:p>
             <w:pPr>
@@ -7209,7 +7498,7 @@
       <w:tr>
         <w:tc>
           <w:tcPr>
-            <w:tcW w:type="dxa" w:w="2422"/>
+            <w:tcW w:type="dxa" w:w="2493"/>
           </w:tcPr>
           <w:p>
             <w:pPr>
@@ -7230,7 +7519,7 @@
         </w:tc>
         <w:tc>
           <w:tcPr>
-            <w:tcW w:type="dxa" w:w="2422"/>
+            <w:tcW w:type="dxa" w:w="2493"/>
           </w:tcPr>
           <w:p>
             <w:pPr>
@@ -7251,7 +7540,7 @@
         </w:tc>
         <w:tc>
           <w:tcPr>
-            <w:tcW w:type="dxa" w:w="2422"/>
+            <w:tcW w:type="dxa" w:w="2493"/>
           </w:tcPr>
           <w:p>
             <w:pPr>
@@ -7281,7 +7570,7 @@
         </w:tc>
         <w:tc>
           <w:tcPr>
-            <w:tcW w:type="dxa" w:w="2422"/>
+            <w:tcW w:type="dxa" w:w="2493"/>
           </w:tcPr>
           <w:p>
             <w:pPr>
@@ -7304,7 +7593,7 @@
       <w:tr>
         <w:tc>
           <w:tcPr>
-            <w:tcW w:type="dxa" w:w="2422"/>
+            <w:tcW w:type="dxa" w:w="2493"/>
           </w:tcPr>
           <w:p>
             <w:pPr>
@@ -7325,7 +7614,7 @@
         </w:tc>
         <w:tc>
           <w:tcPr>
-            <w:tcW w:type="dxa" w:w="2422"/>
+            <w:tcW w:type="dxa" w:w="2493"/>
           </w:tcPr>
           <w:p>
             <w:pPr>
@@ -7346,7 +7635,7 @@
         </w:tc>
         <w:tc>
           <w:tcPr>
-            <w:tcW w:type="dxa" w:w="2422"/>
+            <w:tcW w:type="dxa" w:w="2493"/>
           </w:tcPr>
           <w:p>
             <w:pPr>
@@ -7385,7 +7674,7 @@
         </w:tc>
         <w:tc>
           <w:tcPr>
-            <w:tcW w:type="dxa" w:w="2422"/>
+            <w:tcW w:type="dxa" w:w="2493"/>
           </w:tcPr>
           <w:p>
             <w:pPr>
@@ -7408,7 +7697,7 @@
       <w:tr>
         <w:tc>
           <w:tcPr>
-            <w:tcW w:type="dxa" w:w="2422"/>
+            <w:tcW w:type="dxa" w:w="2493"/>
           </w:tcPr>
           <w:p>
             <w:pPr>
@@ -7429,7 +7718,7 @@
         </w:tc>
         <w:tc>
           <w:tcPr>
-            <w:tcW w:type="dxa" w:w="2422"/>
+            <w:tcW w:type="dxa" w:w="2493"/>
           </w:tcPr>
           <w:p>
             <w:pPr>
@@ -7450,7 +7739,7 @@
         </w:tc>
         <w:tc>
           <w:tcPr>
-            <w:tcW w:type="dxa" w:w="2422"/>
+            <w:tcW w:type="dxa" w:w="2493"/>
           </w:tcPr>
           <w:p>
             <w:pPr>
@@ -7498,7 +7787,7 @@
         </w:tc>
         <w:tc>
           <w:tcPr>
-            <w:tcW w:type="dxa" w:w="2422"/>
+            <w:tcW w:type="dxa" w:w="2493"/>
           </w:tcPr>
           <w:p>
             <w:pPr>
@@ -7521,7 +7810,7 @@
       <w:tr>
         <w:tc>
           <w:tcPr>
-            <w:tcW w:type="dxa" w:w="2422"/>
+            <w:tcW w:type="dxa" w:w="2493"/>
           </w:tcPr>
           <w:p>
             <w:pPr>
@@ -7542,7 +7831,7 @@
         </w:tc>
         <w:tc>
           <w:tcPr>
-            <w:tcW w:type="dxa" w:w="2422"/>
+            <w:tcW w:type="dxa" w:w="2493"/>
           </w:tcPr>
           <w:p>
             <w:pPr>
@@ -7563,7 +7852,7 @@
         </w:tc>
         <w:tc>
           <w:tcPr>
-            <w:tcW w:type="dxa" w:w="2422"/>
+            <w:tcW w:type="dxa" w:w="2493"/>
           </w:tcPr>
           <w:p>
             <w:pPr>
@@ -7629,7 +7918,7 @@
         </w:tc>
         <w:tc>
           <w:tcPr>
-            <w:tcW w:type="dxa" w:w="2422"/>
+            <w:tcW w:type="dxa" w:w="2493"/>
           </w:tcPr>
           <w:p>
             <w:pPr>
@@ -7652,7 +7941,7 @@
       <w:tr>
         <w:tc>
           <w:tcPr>
-            <w:tcW w:type="dxa" w:w="2422"/>
+            <w:tcW w:type="dxa" w:w="2493"/>
           </w:tcPr>
           <w:p>
             <w:pPr>
@@ -7673,7 +7962,7 @@
         </w:tc>
         <w:tc>
           <w:tcPr>
-            <w:tcW w:type="dxa" w:w="2422"/>
+            <w:tcW w:type="dxa" w:w="2493"/>
           </w:tcPr>
           <w:p>
             <w:pPr>
@@ -7694,7 +7983,7 @@
         </w:tc>
         <w:tc>
           <w:tcPr>
-            <w:tcW w:type="dxa" w:w="2422"/>
+            <w:tcW w:type="dxa" w:w="2493"/>
           </w:tcPr>
           <w:p>
             <w:pPr>
@@ -7715,7 +8004,7 @@
         </w:tc>
         <w:tc>
           <w:tcPr>
-            <w:tcW w:type="dxa" w:w="2422"/>
+            <w:tcW w:type="dxa" w:w="2493"/>
           </w:tcPr>
           <w:p>
             <w:pPr>
@@ -7738,7 +8027,7 @@
       <w:tr>
         <w:tc>
           <w:tcPr>
-            <w:tcW w:type="dxa" w:w="2422"/>
+            <w:tcW w:type="dxa" w:w="2493"/>
           </w:tcPr>
           <w:p>
             <w:pPr>
@@ -7759,7 +8048,7 @@
         </w:tc>
         <w:tc>
           <w:tcPr>
-            <w:tcW w:type="dxa" w:w="2422"/>
+            <w:tcW w:type="dxa" w:w="2493"/>
           </w:tcPr>
           <w:p>
             <w:pPr>
@@ -7780,7 +8069,7 @@
         </w:tc>
         <w:tc>
           <w:tcPr>
-            <w:tcW w:type="dxa" w:w="2422"/>
+            <w:tcW w:type="dxa" w:w="2493"/>
           </w:tcPr>
           <w:p>
             <w:pPr>
@@ -7810,7 +8099,7 @@
         </w:tc>
         <w:tc>
           <w:tcPr>
-            <w:tcW w:type="dxa" w:w="2422"/>
+            <w:tcW w:type="dxa" w:w="2493"/>
           </w:tcPr>
           <w:p>
             <w:pPr>
@@ -7833,7 +8122,7 @@
       <w:tr>
         <w:tc>
           <w:tcPr>
-            <w:tcW w:type="dxa" w:w="2422"/>
+            <w:tcW w:type="dxa" w:w="2493"/>
           </w:tcPr>
           <w:p>
             <w:pPr>
@@ -7854,7 +8143,7 @@
         </w:tc>
         <w:tc>
           <w:tcPr>
-            <w:tcW w:type="dxa" w:w="2422"/>
+            <w:tcW w:type="dxa" w:w="2493"/>
           </w:tcPr>
           <w:p>
             <w:pPr>
@@ -7875,7 +8164,7 @@
         </w:tc>
         <w:tc>
           <w:tcPr>
-            <w:tcW w:type="dxa" w:w="2422"/>
+            <w:tcW w:type="dxa" w:w="2493"/>
           </w:tcPr>
           <w:p>
             <w:pPr>
@@ -7905,7 +8194,7 @@
         </w:tc>
         <w:tc>
           <w:tcPr>
-            <w:tcW w:type="dxa" w:w="2422"/>
+            <w:tcW w:type="dxa" w:w="2493"/>
           </w:tcPr>
           <w:p>
             <w:pPr>
@@ -8751,14 +9040,14 @@
         <w:tblLook w:firstColumn="1" w:firstRow="1" w:lastColumn="0" w:lastRow="0" w:noHBand="0" w:noVBand="1" w:val="04A0"/>
       </w:tblPr>
       <w:tblGrid>
-        <w:gridCol w:w="3230"/>
-        <w:gridCol w:w="3230"/>
-        <w:gridCol w:w="3230"/>
+        <w:gridCol w:w="3324"/>
+        <w:gridCol w:w="3324"/>
+        <w:gridCol w:w="3324"/>
       </w:tblGrid>
       <w:tr>
         <w:tc>
           <w:tcPr>
-            <w:tcW w:type="dxa" w:w="3230"/>
+            <w:tcW w:type="dxa" w:w="3324"/>
           </w:tcPr>
           <w:p>
             <w:pPr>
@@ -8779,7 +9068,7 @@
         </w:tc>
         <w:tc>
           <w:tcPr>
-            <w:tcW w:type="dxa" w:w="3230"/>
+            <w:tcW w:type="dxa" w:w="3324"/>
           </w:tcPr>
           <w:p>
             <w:pPr>
@@ -8800,7 +9089,7 @@
         </w:tc>
         <w:tc>
           <w:tcPr>
-            <w:tcW w:type="dxa" w:w="3230"/>
+            <w:tcW w:type="dxa" w:w="3324"/>
           </w:tcPr>
           <w:p>
             <w:pPr>
@@ -8823,7 +9112,7 @@
       <w:tr>
         <w:tc>
           <w:tcPr>
-            <w:tcW w:type="dxa" w:w="3230"/>
+            <w:tcW w:type="dxa" w:w="3324"/>
           </w:tcPr>
           <w:p>
             <w:pPr>
@@ -8844,7 +9133,7 @@
         </w:tc>
         <w:tc>
           <w:tcPr>
-            <w:tcW w:type="dxa" w:w="3230"/>
+            <w:tcW w:type="dxa" w:w="3324"/>
           </w:tcPr>
           <w:p>
             <w:pPr>
@@ -8865,7 +9154,7 @@
         </w:tc>
         <w:tc>
           <w:tcPr>
-            <w:tcW w:type="dxa" w:w="3230"/>
+            <w:tcW w:type="dxa" w:w="3324"/>
           </w:tcPr>
           <w:p>
             <w:pPr>
@@ -8888,7 +9177,7 @@
       <w:tr>
         <w:tc>
           <w:tcPr>
-            <w:tcW w:type="dxa" w:w="3230"/>
+            <w:tcW w:type="dxa" w:w="3324"/>
           </w:tcPr>
           <w:p>
             <w:pPr>
@@ -8909,7 +9198,7 @@
         </w:tc>
         <w:tc>
           <w:tcPr>
-            <w:tcW w:type="dxa" w:w="3230"/>
+            <w:tcW w:type="dxa" w:w="3324"/>
           </w:tcPr>
           <w:p>
             <w:pPr>
@@ -8930,7 +9219,7 @@
         </w:tc>
         <w:tc>
           <w:tcPr>
-            <w:tcW w:type="dxa" w:w="3230"/>
+            <w:tcW w:type="dxa" w:w="3324"/>
           </w:tcPr>
           <w:p>
             <w:pPr>
@@ -8944,7 +9233,7 @@
       <w:tr>
         <w:tc>
           <w:tcPr>
-            <w:tcW w:type="dxa" w:w="3230"/>
+            <w:tcW w:type="dxa" w:w="3324"/>
           </w:tcPr>
           <w:p>
             <w:pPr>
@@ -8965,7 +9254,7 @@
         </w:tc>
         <w:tc>
           <w:tcPr>
-            <w:tcW w:type="dxa" w:w="3230"/>
+            <w:tcW w:type="dxa" w:w="3324"/>
           </w:tcPr>
           <w:p>
             <w:pPr>
@@ -8986,7 +9275,7 @@
         </w:tc>
         <w:tc>
           <w:tcPr>
-            <w:tcW w:type="dxa" w:w="3230"/>
+            <w:tcW w:type="dxa" w:w="3324"/>
           </w:tcPr>
           <w:p>
             <w:pPr>
@@ -9000,7 +9289,7 @@
       <w:tr>
         <w:tc>
           <w:tcPr>
-            <w:tcW w:type="dxa" w:w="3230"/>
+            <w:tcW w:type="dxa" w:w="3324"/>
           </w:tcPr>
           <w:p>
             <w:pPr>
@@ -9021,7 +9310,7 @@
         </w:tc>
         <w:tc>
           <w:tcPr>
-            <w:tcW w:type="dxa" w:w="3230"/>
+            <w:tcW w:type="dxa" w:w="3324"/>
           </w:tcPr>
           <w:p>
             <w:pPr>
@@ -9042,7 +9331,7 @@
         </w:tc>
         <w:tc>
           <w:tcPr>
-            <w:tcW w:type="dxa" w:w="3230"/>
+            <w:tcW w:type="dxa" w:w="3324"/>
           </w:tcPr>
           <w:p>
             <w:pPr>
@@ -9065,7 +9354,7 @@
       <w:tr>
         <w:tc>
           <w:tcPr>
-            <w:tcW w:type="dxa" w:w="3230"/>
+            <w:tcW w:type="dxa" w:w="3324"/>
           </w:tcPr>
           <w:p>
             <w:pPr>
@@ -9086,7 +9375,7 @@
         </w:tc>
         <w:tc>
           <w:tcPr>
-            <w:tcW w:type="dxa" w:w="3230"/>
+            <w:tcW w:type="dxa" w:w="3324"/>
           </w:tcPr>
           <w:p>
             <w:pPr>
@@ -9107,7 +9396,7 @@
         </w:tc>
         <w:tc>
           <w:tcPr>
-            <w:tcW w:type="dxa" w:w="3230"/>
+            <w:tcW w:type="dxa" w:w="3324"/>
           </w:tcPr>
           <w:p>
             <w:pPr>
@@ -9121,7 +9410,7 @@
       <w:tr>
         <w:tc>
           <w:tcPr>
-            <w:tcW w:type="dxa" w:w="3230"/>
+            <w:tcW w:type="dxa" w:w="3324"/>
           </w:tcPr>
           <w:p>
             <w:pPr>
@@ -9142,7 +9431,7 @@
         </w:tc>
         <w:tc>
           <w:tcPr>
-            <w:tcW w:type="dxa" w:w="3230"/>
+            <w:tcW w:type="dxa" w:w="3324"/>
           </w:tcPr>
           <w:p>
             <w:pPr>
@@ -9163,7 +9452,7 @@
         </w:tc>
         <w:tc>
           <w:tcPr>
-            <w:tcW w:type="dxa" w:w="3230"/>
+            <w:tcW w:type="dxa" w:w="3324"/>
           </w:tcPr>
           <w:p>
             <w:pPr>
@@ -9186,7 +9475,7 @@
       <w:tr>
         <w:tc>
           <w:tcPr>
-            <w:tcW w:type="dxa" w:w="3230"/>
+            <w:tcW w:type="dxa" w:w="3324"/>
           </w:tcPr>
           <w:p>
             <w:pPr>
@@ -9207,7 +9496,7 @@
         </w:tc>
         <w:tc>
           <w:tcPr>
-            <w:tcW w:type="dxa" w:w="3230"/>
+            <w:tcW w:type="dxa" w:w="3324"/>
           </w:tcPr>
           <w:p>
             <w:pPr>
@@ -9228,7 +9517,7 @@
         </w:tc>
         <w:tc>
           <w:tcPr>
-            <w:tcW w:type="dxa" w:w="3230"/>
+            <w:tcW w:type="dxa" w:w="3324"/>
           </w:tcPr>
           <w:p>
             <w:pPr>
@@ -9251,7 +9540,7 @@
       <w:tr>
         <w:tc>
           <w:tcPr>
-            <w:tcW w:type="dxa" w:w="3230"/>
+            <w:tcW w:type="dxa" w:w="3324"/>
           </w:tcPr>
           <w:p>
             <w:pPr>
@@ -9272,7 +9561,7 @@
         </w:tc>
         <w:tc>
           <w:tcPr>
-            <w:tcW w:type="dxa" w:w="3230"/>
+            <w:tcW w:type="dxa" w:w="3324"/>
           </w:tcPr>
           <w:p>
             <w:pPr>
@@ -9293,7 +9582,7 @@
         </w:tc>
         <w:tc>
           <w:tcPr>
-            <w:tcW w:type="dxa" w:w="3230"/>
+            <w:tcW w:type="dxa" w:w="3324"/>
           </w:tcPr>
           <w:p>
             <w:pPr>
@@ -9672,6 +9961,11 @@
       </w:r>
     </w:p>
     <w:p>
+      <w:r>
+        <w:br w:type="page"/>
+      </w:r>
+    </w:p>
+    <w:p>
       <w:pPr>
         <w:pStyle w:val="Heading2"/>
       </w:pPr>
@@ -10555,14 +10849,14 @@
         <w:tblLook w:firstColumn="1" w:firstRow="1" w:lastColumn="0" w:lastRow="0" w:noHBand="0" w:noVBand="1" w:val="04A0"/>
       </w:tblPr>
       <w:tblGrid>
-        <w:gridCol w:w="3230"/>
-        <w:gridCol w:w="3230"/>
-        <w:gridCol w:w="3230"/>
+        <w:gridCol w:w="3324"/>
+        <w:gridCol w:w="3324"/>
+        <w:gridCol w:w="3324"/>
       </w:tblGrid>
       <w:tr>
         <w:tc>
           <w:tcPr>
-            <w:tcW w:type="dxa" w:w="3230"/>
+            <w:tcW w:type="dxa" w:w="3324"/>
           </w:tcPr>
           <w:p>
             <w:pPr>
@@ -10583,7 +10877,7 @@
         </w:tc>
         <w:tc>
           <w:tcPr>
-            <w:tcW w:type="dxa" w:w="3230"/>
+            <w:tcW w:type="dxa" w:w="3324"/>
           </w:tcPr>
           <w:p>
             <w:pPr>
@@ -10604,7 +10898,7 @@
         </w:tc>
         <w:tc>
           <w:tcPr>
-            <w:tcW w:type="dxa" w:w="3230"/>
+            <w:tcW w:type="dxa" w:w="3324"/>
           </w:tcPr>
           <w:p>
             <w:pPr>
@@ -10627,7 +10921,7 @@
       <w:tr>
         <w:tc>
           <w:tcPr>
-            <w:tcW w:type="dxa" w:w="3230"/>
+            <w:tcW w:type="dxa" w:w="3324"/>
           </w:tcPr>
           <w:p>
             <w:pPr>
@@ -10648,7 +10942,7 @@
         </w:tc>
         <w:tc>
           <w:tcPr>
-            <w:tcW w:type="dxa" w:w="3230"/>
+            <w:tcW w:type="dxa" w:w="3324"/>
           </w:tcPr>
           <w:p>
             <w:pPr>
@@ -10678,7 +10972,7 @@
         </w:tc>
         <w:tc>
           <w:tcPr>
-            <w:tcW w:type="dxa" w:w="3230"/>
+            <w:tcW w:type="dxa" w:w="3324"/>
           </w:tcPr>
           <w:p>
             <w:pPr>
@@ -10701,7 +10995,7 @@
       <w:tr>
         <w:tc>
           <w:tcPr>
-            <w:tcW w:type="dxa" w:w="3230"/>
+            <w:tcW w:type="dxa" w:w="3324"/>
           </w:tcPr>
           <w:p>
             <w:pPr>
@@ -10722,7 +11016,7 @@
         </w:tc>
         <w:tc>
           <w:tcPr>
-            <w:tcW w:type="dxa" w:w="3230"/>
+            <w:tcW w:type="dxa" w:w="3324"/>
           </w:tcPr>
           <w:p>
             <w:pPr>
@@ -10752,7 +11046,7 @@
         </w:tc>
         <w:tc>
           <w:tcPr>
-            <w:tcW w:type="dxa" w:w="3230"/>
+            <w:tcW w:type="dxa" w:w="3324"/>
           </w:tcPr>
           <w:p>
             <w:pPr>
@@ -10775,7 +11069,7 @@
       <w:tr>
         <w:tc>
           <w:tcPr>
-            <w:tcW w:type="dxa" w:w="3230"/>
+            <w:tcW w:type="dxa" w:w="3324"/>
           </w:tcPr>
           <w:p>
             <w:pPr>
@@ -10796,7 +11090,7 @@
         </w:tc>
         <w:tc>
           <w:tcPr>
-            <w:tcW w:type="dxa" w:w="3230"/>
+            <w:tcW w:type="dxa" w:w="3324"/>
           </w:tcPr>
           <w:p>
             <w:pPr>
@@ -10826,7 +11120,7 @@
         </w:tc>
         <w:tc>
           <w:tcPr>
-            <w:tcW w:type="dxa" w:w="3230"/>
+            <w:tcW w:type="dxa" w:w="3324"/>
           </w:tcPr>
           <w:p>
             <w:pPr>
@@ -10849,7 +11143,7 @@
       <w:tr>
         <w:tc>
           <w:tcPr>
-            <w:tcW w:type="dxa" w:w="3230"/>
+            <w:tcW w:type="dxa" w:w="3324"/>
           </w:tcPr>
           <w:p>
             <w:pPr>
@@ -10870,7 +11164,7 @@
         </w:tc>
         <w:tc>
           <w:tcPr>
-            <w:tcW w:type="dxa" w:w="3230"/>
+            <w:tcW w:type="dxa" w:w="3324"/>
           </w:tcPr>
           <w:p>
             <w:pPr>
@@ -10891,7 +11185,7 @@
         </w:tc>
         <w:tc>
           <w:tcPr>
-            <w:tcW w:type="dxa" w:w="3230"/>
+            <w:tcW w:type="dxa" w:w="3324"/>
           </w:tcPr>
           <w:p>
             <w:pPr>
@@ -10914,7 +11208,7 @@
       <w:tr>
         <w:tc>
           <w:tcPr>
-            <w:tcW w:type="dxa" w:w="3230"/>
+            <w:tcW w:type="dxa" w:w="3324"/>
           </w:tcPr>
           <w:p>
             <w:pPr>
@@ -10935,7 +11229,7 @@
         </w:tc>
         <w:tc>
           <w:tcPr>
-            <w:tcW w:type="dxa" w:w="3230"/>
+            <w:tcW w:type="dxa" w:w="3324"/>
           </w:tcPr>
           <w:p>
             <w:pPr>
@@ -10956,7 +11250,7 @@
         </w:tc>
         <w:tc>
           <w:tcPr>
-            <w:tcW w:type="dxa" w:w="3230"/>
+            <w:tcW w:type="dxa" w:w="3324"/>
           </w:tcPr>
           <w:p>
             <w:pPr>
@@ -10979,7 +11273,7 @@
       <w:tr>
         <w:tc>
           <w:tcPr>
-            <w:tcW w:type="dxa" w:w="3230"/>
+            <w:tcW w:type="dxa" w:w="3324"/>
           </w:tcPr>
           <w:p>
             <w:pPr>
@@ -11000,7 +11294,7 @@
         </w:tc>
         <w:tc>
           <w:tcPr>
-            <w:tcW w:type="dxa" w:w="3230"/>
+            <w:tcW w:type="dxa" w:w="3324"/>
           </w:tcPr>
           <w:p>
             <w:pPr>
@@ -11021,7 +11315,7 @@
         </w:tc>
         <w:tc>
           <w:tcPr>
-            <w:tcW w:type="dxa" w:w="3230"/>
+            <w:tcW w:type="dxa" w:w="3324"/>
           </w:tcPr>
           <w:p>
             <w:pPr>
@@ -11044,7 +11338,7 @@
       <w:tr>
         <w:tc>
           <w:tcPr>
-            <w:tcW w:type="dxa" w:w="3230"/>
+            <w:tcW w:type="dxa" w:w="3324"/>
           </w:tcPr>
           <w:p>
             <w:pPr>
@@ -11065,7 +11359,7 @@
         </w:tc>
         <w:tc>
           <w:tcPr>
-            <w:tcW w:type="dxa" w:w="3230"/>
+            <w:tcW w:type="dxa" w:w="3324"/>
           </w:tcPr>
           <w:p>
             <w:pPr>
@@ -11104,7 +11398,7 @@
         </w:tc>
         <w:tc>
           <w:tcPr>
-            <w:tcW w:type="dxa" w:w="3230"/>
+            <w:tcW w:type="dxa" w:w="3324"/>
           </w:tcPr>
           <w:p>
             <w:pPr>
@@ -11127,7 +11421,7 @@
       <w:tr>
         <w:tc>
           <w:tcPr>
-            <w:tcW w:type="dxa" w:w="3230"/>
+            <w:tcW w:type="dxa" w:w="3324"/>
           </w:tcPr>
           <w:p>
             <w:pPr>
@@ -11148,7 +11442,7 @@
         </w:tc>
         <w:tc>
           <w:tcPr>
-            <w:tcW w:type="dxa" w:w="3230"/>
+            <w:tcW w:type="dxa" w:w="3324"/>
           </w:tcPr>
           <w:p>
             <w:pPr>
@@ -11169,7 +11463,7 @@
         </w:tc>
         <w:tc>
           <w:tcPr>
-            <w:tcW w:type="dxa" w:w="3230"/>
+            <w:tcW w:type="dxa" w:w="3324"/>
           </w:tcPr>
           <w:p>
             <w:pPr>
@@ -14234,16 +14528,16 @@
         <w:tblLook w:firstColumn="1" w:firstRow="1" w:lastColumn="0" w:lastRow="0" w:noHBand="0" w:noVBand="1" w:val="04A0"/>
       </w:tblPr>
       <w:tblGrid>
-        <w:gridCol w:w="1938"/>
-        <w:gridCol w:w="1938"/>
-        <w:gridCol w:w="1938"/>
-        <w:gridCol w:w="1938"/>
-        <w:gridCol w:w="1938"/>
+        <w:gridCol w:w="1994"/>
+        <w:gridCol w:w="1994"/>
+        <w:gridCol w:w="1994"/>
+        <w:gridCol w:w="1994"/>
+        <w:gridCol w:w="1994"/>
       </w:tblGrid>
       <w:tr>
         <w:tc>
           <w:tcPr>
-            <w:tcW w:type="dxa" w:w="1938"/>
+            <w:tcW w:type="dxa" w:w="1994"/>
           </w:tcPr>
           <w:p>
             <w:pPr>
@@ -14264,7 +14558,7 @@
         </w:tc>
         <w:tc>
           <w:tcPr>
-            <w:tcW w:type="dxa" w:w="1938"/>
+            <w:tcW w:type="dxa" w:w="1994"/>
           </w:tcPr>
           <w:p>
             <w:pPr>
@@ -14285,7 +14579,7 @@
         </w:tc>
         <w:tc>
           <w:tcPr>
-            <w:tcW w:type="dxa" w:w="1938"/>
+            <w:tcW w:type="dxa" w:w="1994"/>
           </w:tcPr>
           <w:p>
             <w:pPr>
@@ -14306,7 +14600,7 @@
         </w:tc>
         <w:tc>
           <w:tcPr>
-            <w:tcW w:type="dxa" w:w="1938"/>
+            <w:tcW w:type="dxa" w:w="1994"/>
           </w:tcPr>
           <w:p>
             <w:pPr>
@@ -14327,7 +14621,7 @@
         </w:tc>
         <w:tc>
           <w:tcPr>
-            <w:tcW w:type="dxa" w:w="1938"/>
+            <w:tcW w:type="dxa" w:w="1994"/>
           </w:tcPr>
           <w:p>
             <w:pPr>
@@ -14350,7 +14644,7 @@
       <w:tr>
         <w:tc>
           <w:tcPr>
-            <w:tcW w:type="dxa" w:w="1938"/>
+            <w:tcW w:type="dxa" w:w="1994"/>
           </w:tcPr>
           <w:p>
             <w:pPr>
@@ -14371,7 +14665,7 @@
         </w:tc>
         <w:tc>
           <w:tcPr>
-            <w:tcW w:type="dxa" w:w="1938"/>
+            <w:tcW w:type="dxa" w:w="1994"/>
           </w:tcPr>
           <w:p>
             <w:pPr>
@@ -14410,7 +14704,7 @@
         </w:tc>
         <w:tc>
           <w:tcPr>
-            <w:tcW w:type="dxa" w:w="1938"/>
+            <w:tcW w:type="dxa" w:w="1994"/>
           </w:tcPr>
           <w:p>
             <w:pPr>
@@ -14449,7 +14743,7 @@
         </w:tc>
         <w:tc>
           <w:tcPr>
-            <w:tcW w:type="dxa" w:w="1938"/>
+            <w:tcW w:type="dxa" w:w="1994"/>
           </w:tcPr>
           <w:p>
             <w:pPr>
@@ -14470,7 +14764,7 @@
         </w:tc>
         <w:tc>
           <w:tcPr>
-            <w:tcW w:type="dxa" w:w="1938"/>
+            <w:tcW w:type="dxa" w:w="1994"/>
           </w:tcPr>
           <w:p>
             <w:pPr>
@@ -14538,7 +14832,7 @@
       <w:tr>
         <w:tc>
           <w:tcPr>
-            <w:tcW w:type="dxa" w:w="1938"/>
+            <w:tcW w:type="dxa" w:w="1994"/>
           </w:tcPr>
           <w:p>
             <w:pPr>
@@ -14559,7 +14853,7 @@
         </w:tc>
         <w:tc>
           <w:tcPr>
-            <w:tcW w:type="dxa" w:w="1938"/>
+            <w:tcW w:type="dxa" w:w="1994"/>
           </w:tcPr>
           <w:p>
             <w:pPr>
@@ -14598,7 +14892,7 @@
         </w:tc>
         <w:tc>
           <w:tcPr>
-            <w:tcW w:type="dxa" w:w="1938"/>
+            <w:tcW w:type="dxa" w:w="1994"/>
           </w:tcPr>
           <w:p>
             <w:pPr>
@@ -14637,7 +14931,7 @@
         </w:tc>
         <w:tc>
           <w:tcPr>
-            <w:tcW w:type="dxa" w:w="1938"/>
+            <w:tcW w:type="dxa" w:w="1994"/>
           </w:tcPr>
           <w:p>
             <w:pPr>
@@ -14658,7 +14952,7 @@
         </w:tc>
         <w:tc>
           <w:tcPr>
-            <w:tcW w:type="dxa" w:w="1938"/>
+            <w:tcW w:type="dxa" w:w="1994"/>
           </w:tcPr>
           <w:p>
             <w:pPr>
@@ -14699,7 +14993,7 @@
       <w:tr>
         <w:tc>
           <w:tcPr>
-            <w:tcW w:type="dxa" w:w="1938"/>
+            <w:tcW w:type="dxa" w:w="1994"/>
           </w:tcPr>
           <w:p>
             <w:pPr>
@@ -14720,7 +15014,7 @@
         </w:tc>
         <w:tc>
           <w:tcPr>
-            <w:tcW w:type="dxa" w:w="1938"/>
+            <w:tcW w:type="dxa" w:w="1994"/>
           </w:tcPr>
           <w:p>
             <w:pPr>
@@ -14759,7 +15053,7 @@
         </w:tc>
         <w:tc>
           <w:tcPr>
-            <w:tcW w:type="dxa" w:w="1938"/>
+            <w:tcW w:type="dxa" w:w="1994"/>
           </w:tcPr>
           <w:p>
             <w:pPr>
@@ -14798,7 +15092,7 @@
         </w:tc>
         <w:tc>
           <w:tcPr>
-            <w:tcW w:type="dxa" w:w="1938"/>
+            <w:tcW w:type="dxa" w:w="1994"/>
           </w:tcPr>
           <w:p>
             <w:pPr>
@@ -14819,7 +15113,7 @@
         </w:tc>
         <w:tc>
           <w:tcPr>
-            <w:tcW w:type="dxa" w:w="1938"/>
+            <w:tcW w:type="dxa" w:w="1994"/>
           </w:tcPr>
           <w:p>
             <w:pPr>
@@ -14842,7 +15136,7 @@
       <w:tr>
         <w:tc>
           <w:tcPr>
-            <w:tcW w:type="dxa" w:w="1938"/>
+            <w:tcW w:type="dxa" w:w="1994"/>
           </w:tcPr>
           <w:p>
             <w:pPr>
@@ -14863,7 +15157,7 @@
         </w:tc>
         <w:tc>
           <w:tcPr>
-            <w:tcW w:type="dxa" w:w="1938"/>
+            <w:tcW w:type="dxa" w:w="1994"/>
           </w:tcPr>
           <w:p>
             <w:pPr>
@@ -14902,7 +15196,7 @@
         </w:tc>
         <w:tc>
           <w:tcPr>
-            <w:tcW w:type="dxa" w:w="1938"/>
+            <w:tcW w:type="dxa" w:w="1994"/>
           </w:tcPr>
           <w:p>
             <w:pPr>
@@ -14941,7 +15235,7 @@
         </w:tc>
         <w:tc>
           <w:tcPr>
-            <w:tcW w:type="dxa" w:w="1938"/>
+            <w:tcW w:type="dxa" w:w="1994"/>
           </w:tcPr>
           <w:p>
             <w:pPr>
@@ -14998,7 +15292,7 @@
         </w:tc>
         <w:tc>
           <w:tcPr>
-            <w:tcW w:type="dxa" w:w="1938"/>
+            <w:tcW w:type="dxa" w:w="1994"/>
           </w:tcPr>
           <w:p>
             <w:pPr>
@@ -15057,7 +15351,7 @@
       <w:tr>
         <w:tc>
           <w:tcPr>
-            <w:tcW w:type="dxa" w:w="1938"/>
+            <w:tcW w:type="dxa" w:w="1994"/>
           </w:tcPr>
           <w:p>
             <w:pPr>
@@ -15078,7 +15372,7 @@
         </w:tc>
         <w:tc>
           <w:tcPr>
-            <w:tcW w:type="dxa" w:w="1938"/>
+            <w:tcW w:type="dxa" w:w="1994"/>
           </w:tcPr>
           <w:p>
             <w:pPr>
@@ -15117,7 +15411,7 @@
         </w:tc>
         <w:tc>
           <w:tcPr>
-            <w:tcW w:type="dxa" w:w="1938"/>
+            <w:tcW w:type="dxa" w:w="1994"/>
           </w:tcPr>
           <w:p>
             <w:pPr>
@@ -15156,7 +15450,7 @@
         </w:tc>
         <w:tc>
           <w:tcPr>
-            <w:tcW w:type="dxa" w:w="1938"/>
+            <w:tcW w:type="dxa" w:w="1994"/>
           </w:tcPr>
           <w:p>
             <w:pPr>
@@ -15186,7 +15480,7 @@
         </w:tc>
         <w:tc>
           <w:tcPr>
-            <w:tcW w:type="dxa" w:w="1938"/>
+            <w:tcW w:type="dxa" w:w="1994"/>
           </w:tcPr>
           <w:p>
             <w:pPr>
@@ -15227,7 +15521,7 @@
       <w:tr>
         <w:tc>
           <w:tcPr>
-            <w:tcW w:type="dxa" w:w="1938"/>
+            <w:tcW w:type="dxa" w:w="1994"/>
           </w:tcPr>
           <w:p>
             <w:pPr>
@@ -15248,7 +15542,7 @@
         </w:tc>
         <w:tc>
           <w:tcPr>
-            <w:tcW w:type="dxa" w:w="1938"/>
+            <w:tcW w:type="dxa" w:w="1994"/>
           </w:tcPr>
           <w:p>
             <w:pPr>
@@ -15287,7 +15581,7 @@
         </w:tc>
         <w:tc>
           <w:tcPr>
-            <w:tcW w:type="dxa" w:w="1938"/>
+            <w:tcW w:type="dxa" w:w="1994"/>
           </w:tcPr>
           <w:p>
             <w:pPr>
@@ -15326,7 +15620,7 @@
         </w:tc>
         <w:tc>
           <w:tcPr>
-            <w:tcW w:type="dxa" w:w="1938"/>
+            <w:tcW w:type="dxa" w:w="1994"/>
           </w:tcPr>
           <w:p>
             <w:pPr>
@@ -15356,7 +15650,7 @@
         </w:tc>
         <w:tc>
           <w:tcPr>
-            <w:tcW w:type="dxa" w:w="1938"/>
+            <w:tcW w:type="dxa" w:w="1994"/>
           </w:tcPr>
           <w:p>
             <w:pPr>
@@ -15388,7 +15682,7 @@
       <w:tr>
         <w:tc>
           <w:tcPr>
-            <w:tcW w:type="dxa" w:w="1938"/>
+            <w:tcW w:type="dxa" w:w="1994"/>
           </w:tcPr>
           <w:p>
             <w:pPr>
@@ -15409,7 +15703,7 @@
         </w:tc>
         <w:tc>
           <w:tcPr>
-            <w:tcW w:type="dxa" w:w="1938"/>
+            <w:tcW w:type="dxa" w:w="1994"/>
           </w:tcPr>
           <w:p>
             <w:pPr>
@@ -15448,7 +15742,7 @@
         </w:tc>
         <w:tc>
           <w:tcPr>
-            <w:tcW w:type="dxa" w:w="1938"/>
+            <w:tcW w:type="dxa" w:w="1994"/>
           </w:tcPr>
           <w:p>
             <w:pPr>
@@ -15487,7 +15781,7 @@
         </w:tc>
         <w:tc>
           <w:tcPr>
-            <w:tcW w:type="dxa" w:w="1938"/>
+            <w:tcW w:type="dxa" w:w="1994"/>
           </w:tcPr>
           <w:p>
             <w:pPr>
@@ -15508,7 +15802,7 @@
         </w:tc>
         <w:tc>
           <w:tcPr>
-            <w:tcW w:type="dxa" w:w="1938"/>
+            <w:tcW w:type="dxa" w:w="1994"/>
           </w:tcPr>
           <w:p>
             <w:pPr>
@@ -15531,7 +15825,7 @@
       <w:tr>
         <w:tc>
           <w:tcPr>
-            <w:tcW w:type="dxa" w:w="1938"/>
+            <w:tcW w:type="dxa" w:w="1994"/>
           </w:tcPr>
           <w:p>
             <w:pPr>
@@ -15552,7 +15846,7 @@
         </w:tc>
         <w:tc>
           <w:tcPr>
-            <w:tcW w:type="dxa" w:w="1938"/>
+            <w:tcW w:type="dxa" w:w="1994"/>
           </w:tcPr>
           <w:p>
             <w:pPr>
@@ -15591,7 +15885,7 @@
         </w:tc>
         <w:tc>
           <w:tcPr>
-            <w:tcW w:type="dxa" w:w="1938"/>
+            <w:tcW w:type="dxa" w:w="1994"/>
           </w:tcPr>
           <w:p>
             <w:pPr>
@@ -15630,7 +15924,7 @@
         </w:tc>
         <w:tc>
           <w:tcPr>
-            <w:tcW w:type="dxa" w:w="1938"/>
+            <w:tcW w:type="dxa" w:w="1994"/>
           </w:tcPr>
           <w:p>
             <w:pPr>
@@ -15660,7 +15954,7 @@
         </w:tc>
         <w:tc>
           <w:tcPr>
-            <w:tcW w:type="dxa" w:w="1938"/>
+            <w:tcW w:type="dxa" w:w="1994"/>
           </w:tcPr>
           <w:p>
             <w:pPr>
@@ -15701,7 +15995,7 @@
       <w:tr>
         <w:tc>
           <w:tcPr>
-            <w:tcW w:type="dxa" w:w="1938"/>
+            <w:tcW w:type="dxa" w:w="1994"/>
           </w:tcPr>
           <w:p>
             <w:pPr>
@@ -15722,7 +16016,7 @@
         </w:tc>
         <w:tc>
           <w:tcPr>
-            <w:tcW w:type="dxa" w:w="1938"/>
+            <w:tcW w:type="dxa" w:w="1994"/>
           </w:tcPr>
           <w:p>
             <w:pPr>
@@ -15761,7 +16055,7 @@
         </w:tc>
         <w:tc>
           <w:tcPr>
-            <w:tcW w:type="dxa" w:w="1938"/>
+            <w:tcW w:type="dxa" w:w="1994"/>
           </w:tcPr>
           <w:p>
             <w:pPr>
@@ -15800,7 +16094,7 @@
         </w:tc>
         <w:tc>
           <w:tcPr>
-            <w:tcW w:type="dxa" w:w="1938"/>
+            <w:tcW w:type="dxa" w:w="1994"/>
           </w:tcPr>
           <w:p>
             <w:pPr>
@@ -15821,7 +16115,7 @@
         </w:tc>
         <w:tc>
           <w:tcPr>
-            <w:tcW w:type="dxa" w:w="1938"/>
+            <w:tcW w:type="dxa" w:w="1994"/>
           </w:tcPr>
           <w:p>
             <w:pPr>
@@ -15853,7 +16147,7 @@
       <w:tr>
         <w:tc>
           <w:tcPr>
-            <w:tcW w:type="dxa" w:w="1938"/>
+            <w:tcW w:type="dxa" w:w="1994"/>
           </w:tcPr>
           <w:p>
             <w:pPr>
@@ -15874,7 +16168,7 @@
         </w:tc>
         <w:tc>
           <w:tcPr>
-            <w:tcW w:type="dxa" w:w="1938"/>
+            <w:tcW w:type="dxa" w:w="1994"/>
           </w:tcPr>
           <w:p>
             <w:pPr>
@@ -15913,7 +16207,7 @@
         </w:tc>
         <w:tc>
           <w:tcPr>
-            <w:tcW w:type="dxa" w:w="1938"/>
+            <w:tcW w:type="dxa" w:w="1994"/>
           </w:tcPr>
           <w:p>
             <w:pPr>
@@ -15952,7 +16246,7 @@
         </w:tc>
         <w:tc>
           <w:tcPr>
-            <w:tcW w:type="dxa" w:w="1938"/>
+            <w:tcW w:type="dxa" w:w="1994"/>
           </w:tcPr>
           <w:p>
             <w:pPr>
@@ -15973,7 +16267,7 @@
         </w:tc>
         <w:tc>
           <w:tcPr>
-            <w:tcW w:type="dxa" w:w="1938"/>
+            <w:tcW w:type="dxa" w:w="1994"/>
           </w:tcPr>
           <w:p>
             <w:pPr>
@@ -16005,7 +16299,7 @@
       <w:tr>
         <w:tc>
           <w:tcPr>
-            <w:tcW w:type="dxa" w:w="1938"/>
+            <w:tcW w:type="dxa" w:w="1994"/>
           </w:tcPr>
           <w:p>
             <w:pPr>
@@ -16026,7 +16320,7 @@
         </w:tc>
         <w:tc>
           <w:tcPr>
-            <w:tcW w:type="dxa" w:w="1938"/>
+            <w:tcW w:type="dxa" w:w="1994"/>
           </w:tcPr>
           <w:p>
             <w:pPr>
@@ -16065,7 +16359,7 @@
         </w:tc>
         <w:tc>
           <w:tcPr>
-            <w:tcW w:type="dxa" w:w="1938"/>
+            <w:tcW w:type="dxa" w:w="1994"/>
           </w:tcPr>
           <w:p>
             <w:pPr>
@@ -16104,7 +16398,7 @@
         </w:tc>
         <w:tc>
           <w:tcPr>
-            <w:tcW w:type="dxa" w:w="1938"/>
+            <w:tcW w:type="dxa" w:w="1994"/>
           </w:tcPr>
           <w:p>
             <w:pPr>
@@ -16143,7 +16437,7 @@
         </w:tc>
         <w:tc>
           <w:tcPr>
-            <w:tcW w:type="dxa" w:w="1938"/>
+            <w:tcW w:type="dxa" w:w="1994"/>
           </w:tcPr>
           <w:p>
             <w:pPr>
@@ -16184,7 +16478,7 @@
       <w:tr>
         <w:tc>
           <w:tcPr>
-            <w:tcW w:type="dxa" w:w="1938"/>
+            <w:tcW w:type="dxa" w:w="1994"/>
           </w:tcPr>
           <w:p>
             <w:pPr>
@@ -16205,7 +16499,7 @@
         </w:tc>
         <w:tc>
           <w:tcPr>
-            <w:tcW w:type="dxa" w:w="1938"/>
+            <w:tcW w:type="dxa" w:w="1994"/>
           </w:tcPr>
           <w:p>
             <w:pPr>
@@ -16244,7 +16538,7 @@
         </w:tc>
         <w:tc>
           <w:tcPr>
-            <w:tcW w:type="dxa" w:w="1938"/>
+            <w:tcW w:type="dxa" w:w="1994"/>
           </w:tcPr>
           <w:p>
             <w:pPr>
@@ -16265,7 +16559,7 @@
         </w:tc>
         <w:tc>
           <w:tcPr>
-            <w:tcW w:type="dxa" w:w="1938"/>
+            <w:tcW w:type="dxa" w:w="1994"/>
           </w:tcPr>
           <w:p>
             <w:pPr>
@@ -16286,7 +16580,7 @@
         </w:tc>
         <w:tc>
           <w:tcPr>
-            <w:tcW w:type="dxa" w:w="1938"/>
+            <w:tcW w:type="dxa" w:w="1994"/>
           </w:tcPr>
           <w:p>
             <w:pPr>
@@ -16712,6 +17006,11 @@
       </w:r>
     </w:p>
     <w:p>
+      <w:r>
+        <w:br w:type="page"/>
+      </w:r>
+    </w:p>
+    <w:p>
       <w:pPr>
         <w:pStyle w:val="Heading2"/>
       </w:pPr>
@@ -16952,6 +17251,11 @@
           <w:i w:val="0"/>
         </w:rPr>
         <w:t xml:space="preserve"> видятся в следующих направлениях: составление национально ориентированных описаний для конкретных языковых аудиторий на основе сопоставительного анализа; корпусное исследование реальной частотности отдельных приставочных глаголов движения с целью уточнения учебных минимумов; экспериментальная проверка эффективности различных последовательностей введения материала.</w:t>
+      </w:r>
+    </w:p>
+    <w:p>
+      <w:r>
+        <w:br w:type="page"/>
       </w:r>
     </w:p>
     <w:p>
@@ -17209,6 +17513,11 @@
           <w:sz w:val="24"/>
         </w:rPr>
         <w:t xml:space="preserve"> Источники 1–5 предоставлены научным руководителем и составляют основу реферата. Источники 6–13 привлечены дополнительно; по позициям 10 и 12 не удалось установить точный год издания (эти пособия многократно переиздавались), поэтому выходные данные приведены не полностью и подлежат уточнению по каталогу библиотеки перед сдачей работы. Внутритекстовые ссылки даны в форме [Автор год] без указания страниц: постраничные отсылки следует проставить по печатным экземплярам.</w:t>
+      </w:r>
+    </w:p>
+    <w:p>
+      <w:r>
+        <w:br w:type="page"/>
       </w:r>
     </w:p>
     <w:p>
@@ -17245,16 +17554,16 @@
         <w:tblLook w:firstColumn="1" w:firstRow="1" w:lastColumn="0" w:lastRow="0" w:noHBand="0" w:noVBand="1" w:val="04A0"/>
       </w:tblPr>
       <w:tblGrid>
-        <w:gridCol w:w="1938"/>
-        <w:gridCol w:w="1938"/>
-        <w:gridCol w:w="1938"/>
-        <w:gridCol w:w="1938"/>
-        <w:gridCol w:w="1938"/>
+        <w:gridCol w:w="1994"/>
+        <w:gridCol w:w="1994"/>
+        <w:gridCol w:w="1994"/>
+        <w:gridCol w:w="1994"/>
+        <w:gridCol w:w="1994"/>
       </w:tblGrid>
       <w:tr>
         <w:tc>
           <w:tcPr>
-            <w:tcW w:type="dxa" w:w="1938"/>
+            <w:tcW w:type="dxa" w:w="1994"/>
           </w:tcPr>
           <w:p>
             <w:pPr>
@@ -17275,7 +17584,7 @@
         </w:tc>
         <w:tc>
           <w:tcPr>
-            <w:tcW w:type="dxa" w:w="1938"/>
+            <w:tcW w:type="dxa" w:w="1994"/>
           </w:tcPr>
           <w:p>
             <w:pPr>
@@ -17296,7 +17605,7 @@
         </w:tc>
         <w:tc>
           <w:tcPr>
-            <w:tcW w:type="dxa" w:w="1938"/>
+            <w:tcW w:type="dxa" w:w="1994"/>
           </w:tcPr>
           <w:p>
             <w:pPr>
@@ -17317,7 +17626,7 @@
         </w:tc>
         <w:tc>
           <w:tcPr>
-            <w:tcW w:type="dxa" w:w="1938"/>
+            <w:tcW w:type="dxa" w:w="1994"/>
           </w:tcPr>
           <w:p>
             <w:pPr>
@@ -17338,7 +17647,7 @@
         </w:tc>
         <w:tc>
           <w:tcPr>
-            <w:tcW w:type="dxa" w:w="1938"/>
+            <w:tcW w:type="dxa" w:w="1994"/>
           </w:tcPr>
           <w:p>
             <w:pPr>
@@ -17361,7 +17670,7 @@
       <w:tr>
         <w:tc>
           <w:tcPr>
-            <w:tcW w:type="dxa" w:w="1938"/>
+            <w:tcW w:type="dxa" w:w="1994"/>
           </w:tcPr>
           <w:p>
             <w:pPr>
@@ -17382,7 +17691,7 @@
         </w:tc>
         <w:tc>
           <w:tcPr>
-            <w:tcW w:type="dxa" w:w="1938"/>
+            <w:tcW w:type="dxa" w:w="1994"/>
           </w:tcPr>
           <w:p>
             <w:pPr>
@@ -17403,7 +17712,7 @@
         </w:tc>
         <w:tc>
           <w:tcPr>
-            <w:tcW w:type="dxa" w:w="1938"/>
+            <w:tcW w:type="dxa" w:w="1994"/>
           </w:tcPr>
           <w:p>
             <w:pPr>
@@ -17424,7 +17733,7 @@
         </w:tc>
         <w:tc>
           <w:tcPr>
-            <w:tcW w:type="dxa" w:w="1938"/>
+            <w:tcW w:type="dxa" w:w="1994"/>
           </w:tcPr>
           <w:p>
             <w:pPr>
@@ -17445,7 +17754,7 @@
         </w:tc>
         <w:tc>
           <w:tcPr>
-            <w:tcW w:type="dxa" w:w="1938"/>
+            <w:tcW w:type="dxa" w:w="1994"/>
           </w:tcPr>
           <w:p>
             <w:pPr>
@@ -17468,7 +17777,7 @@
       <w:tr>
         <w:tc>
           <w:tcPr>
-            <w:tcW w:type="dxa" w:w="1938"/>
+            <w:tcW w:type="dxa" w:w="1994"/>
           </w:tcPr>
           <w:p>
             <w:pPr>
@@ -17489,7 +17798,7 @@
         </w:tc>
         <w:tc>
           <w:tcPr>
-            <w:tcW w:type="dxa" w:w="1938"/>
+            <w:tcW w:type="dxa" w:w="1994"/>
           </w:tcPr>
           <w:p>
             <w:pPr>
@@ -17510,7 +17819,7 @@
         </w:tc>
         <w:tc>
           <w:tcPr>
-            <w:tcW w:type="dxa" w:w="1938"/>
+            <w:tcW w:type="dxa" w:w="1994"/>
           </w:tcPr>
           <w:p>
             <w:pPr>
@@ -17531,7 +17840,7 @@
         </w:tc>
         <w:tc>
           <w:tcPr>
-            <w:tcW w:type="dxa" w:w="1938"/>
+            <w:tcW w:type="dxa" w:w="1994"/>
           </w:tcPr>
           <w:p>
             <w:pPr>
@@ -17552,7 +17861,7 @@
         </w:tc>
         <w:tc>
           <w:tcPr>
-            <w:tcW w:type="dxa" w:w="1938"/>
+            <w:tcW w:type="dxa" w:w="1994"/>
           </w:tcPr>
           <w:p>
             <w:pPr>
@@ -17575,7 +17884,7 @@
       <w:tr>
         <w:tc>
           <w:tcPr>
-            <w:tcW w:type="dxa" w:w="1938"/>
+            <w:tcW w:type="dxa" w:w="1994"/>
           </w:tcPr>
           <w:p>
             <w:pPr>
@@ -17596,7 +17905,7 @@
         </w:tc>
         <w:tc>
           <w:tcPr>
-            <w:tcW w:type="dxa" w:w="1938"/>
+            <w:tcW w:type="dxa" w:w="1994"/>
           </w:tcPr>
           <w:p>
             <w:pPr>
@@ -17617,7 +17926,7 @@
         </w:tc>
         <w:tc>
           <w:tcPr>
-            <w:tcW w:type="dxa" w:w="1938"/>
+            <w:tcW w:type="dxa" w:w="1994"/>
           </w:tcPr>
           <w:p>
             <w:pPr>
@@ -17638,7 +17947,7 @@
         </w:tc>
         <w:tc>
           <w:tcPr>
-            <w:tcW w:type="dxa" w:w="1938"/>
+            <w:tcW w:type="dxa" w:w="1994"/>
           </w:tcPr>
           <w:p>
             <w:pPr>
@@ -17659,7 +17968,7 @@
         </w:tc>
         <w:tc>
           <w:tcPr>
-            <w:tcW w:type="dxa" w:w="1938"/>
+            <w:tcW w:type="dxa" w:w="1994"/>
           </w:tcPr>
           <w:p>
             <w:pPr>
@@ -17682,7 +17991,7 @@
       <w:tr>
         <w:tc>
           <w:tcPr>
-            <w:tcW w:type="dxa" w:w="1938"/>
+            <w:tcW w:type="dxa" w:w="1994"/>
           </w:tcPr>
           <w:p>
             <w:pPr>
@@ -17703,7 +18012,7 @@
         </w:tc>
         <w:tc>
           <w:tcPr>
-            <w:tcW w:type="dxa" w:w="1938"/>
+            <w:tcW w:type="dxa" w:w="1994"/>
           </w:tcPr>
           <w:p>
             <w:pPr>
@@ -17724,7 +18033,7 @@
         </w:tc>
         <w:tc>
           <w:tcPr>
-            <w:tcW w:type="dxa" w:w="1938"/>
+            <w:tcW w:type="dxa" w:w="1994"/>
           </w:tcPr>
           <w:p>
             <w:pPr>
@@ -17745,7 +18054,7 @@
         </w:tc>
         <w:tc>
           <w:tcPr>
-            <w:tcW w:type="dxa" w:w="1938"/>
+            <w:tcW w:type="dxa" w:w="1994"/>
           </w:tcPr>
           <w:p>
             <w:pPr>
@@ -17766,7 +18075,7 @@
         </w:tc>
         <w:tc>
           <w:tcPr>
-            <w:tcW w:type="dxa" w:w="1938"/>
+            <w:tcW w:type="dxa" w:w="1994"/>
           </w:tcPr>
           <w:p>
             <w:pPr>
@@ -17789,7 +18098,7 @@
       <w:tr>
         <w:tc>
           <w:tcPr>
-            <w:tcW w:type="dxa" w:w="1938"/>
+            <w:tcW w:type="dxa" w:w="1994"/>
           </w:tcPr>
           <w:p>
             <w:pPr>
@@ -17810,7 +18119,7 @@
         </w:tc>
         <w:tc>
           <w:tcPr>
-            <w:tcW w:type="dxa" w:w="1938"/>
+            <w:tcW w:type="dxa" w:w="1994"/>
           </w:tcPr>
           <w:p>
             <w:pPr>
@@ -17831,7 +18140,7 @@
         </w:tc>
         <w:tc>
           <w:tcPr>
-            <w:tcW w:type="dxa" w:w="1938"/>
+            <w:tcW w:type="dxa" w:w="1994"/>
           </w:tcPr>
           <w:p>
             <w:pPr>
@@ -17852,7 +18161,7 @@
         </w:tc>
         <w:tc>
           <w:tcPr>
-            <w:tcW w:type="dxa" w:w="1938"/>
+            <w:tcW w:type="dxa" w:w="1994"/>
           </w:tcPr>
           <w:p>
             <w:pPr>
@@ -17873,7 +18182,7 @@
         </w:tc>
         <w:tc>
           <w:tcPr>
-            <w:tcW w:type="dxa" w:w="1938"/>
+            <w:tcW w:type="dxa" w:w="1994"/>
           </w:tcPr>
           <w:p>
             <w:pPr>
@@ -17896,7 +18205,7 @@
       <w:tr>
         <w:tc>
           <w:tcPr>
-            <w:tcW w:type="dxa" w:w="1938"/>
+            <w:tcW w:type="dxa" w:w="1994"/>
           </w:tcPr>
           <w:p>
             <w:pPr>
@@ -17917,7 +18226,7 @@
         </w:tc>
         <w:tc>
           <w:tcPr>
-            <w:tcW w:type="dxa" w:w="1938"/>
+            <w:tcW w:type="dxa" w:w="1994"/>
           </w:tcPr>
           <w:p>
             <w:pPr>
@@ -17938,7 +18247,7 @@
         </w:tc>
         <w:tc>
           <w:tcPr>
-            <w:tcW w:type="dxa" w:w="1938"/>
+            <w:tcW w:type="dxa" w:w="1994"/>
           </w:tcPr>
           <w:p>
             <w:pPr>
@@ -17959,7 +18268,7 @@
         </w:tc>
         <w:tc>
           <w:tcPr>
-            <w:tcW w:type="dxa" w:w="1938"/>
+            <w:tcW w:type="dxa" w:w="1994"/>
           </w:tcPr>
           <w:p>
             <w:pPr>
@@ -17980,7 +18289,7 @@
         </w:tc>
         <w:tc>
           <w:tcPr>
-            <w:tcW w:type="dxa" w:w="1938"/>
+            <w:tcW w:type="dxa" w:w="1994"/>
           </w:tcPr>
           <w:p>
             <w:pPr>
@@ -18003,7 +18312,7 @@
       <w:tr>
         <w:tc>
           <w:tcPr>
-            <w:tcW w:type="dxa" w:w="1938"/>
+            <w:tcW w:type="dxa" w:w="1994"/>
           </w:tcPr>
           <w:p>
             <w:pPr>
@@ -18024,7 +18333,7 @@
         </w:tc>
         <w:tc>
           <w:tcPr>
-            <w:tcW w:type="dxa" w:w="1938"/>
+            <w:tcW w:type="dxa" w:w="1994"/>
           </w:tcPr>
           <w:p>
             <w:pPr>
@@ -18045,7 +18354,7 @@
         </w:tc>
         <w:tc>
           <w:tcPr>
-            <w:tcW w:type="dxa" w:w="1938"/>
+            <w:tcW w:type="dxa" w:w="1994"/>
           </w:tcPr>
           <w:p>
             <w:pPr>
@@ -18066,7 +18375,7 @@
         </w:tc>
         <w:tc>
           <w:tcPr>
-            <w:tcW w:type="dxa" w:w="1938"/>
+            <w:tcW w:type="dxa" w:w="1994"/>
           </w:tcPr>
           <w:p>
             <w:pPr>
@@ -18087,7 +18396,7 @@
         </w:tc>
         <w:tc>
           <w:tcPr>
-            <w:tcW w:type="dxa" w:w="1938"/>
+            <w:tcW w:type="dxa" w:w="1994"/>
           </w:tcPr>
           <w:p>
             <w:pPr>
@@ -18110,7 +18419,7 @@
       <w:tr>
         <w:tc>
           <w:tcPr>
-            <w:tcW w:type="dxa" w:w="1938"/>
+            <w:tcW w:type="dxa" w:w="1994"/>
           </w:tcPr>
           <w:p>
             <w:pPr>
@@ -18131,7 +18440,7 @@
         </w:tc>
         <w:tc>
           <w:tcPr>
-            <w:tcW w:type="dxa" w:w="1938"/>
+            <w:tcW w:type="dxa" w:w="1994"/>
           </w:tcPr>
           <w:p>
             <w:pPr>
@@ -18152,7 +18461,7 @@
         </w:tc>
         <w:tc>
           <w:tcPr>
-            <w:tcW w:type="dxa" w:w="1938"/>
+            <w:tcW w:type="dxa" w:w="1994"/>
           </w:tcPr>
           <w:p>
             <w:pPr>
@@ -18173,7 +18482,7 @@
         </w:tc>
         <w:tc>
           <w:tcPr>
-            <w:tcW w:type="dxa" w:w="1938"/>
+            <w:tcW w:type="dxa" w:w="1994"/>
           </w:tcPr>
           <w:p>
             <w:pPr>
@@ -18194,7 +18503,7 @@
         </w:tc>
         <w:tc>
           <w:tcPr>
-            <w:tcW w:type="dxa" w:w="1938"/>
+            <w:tcW w:type="dxa" w:w="1994"/>
           </w:tcPr>
           <w:p>
             <w:pPr>
@@ -18217,7 +18526,7 @@
       <w:tr>
         <w:tc>
           <w:tcPr>
-            <w:tcW w:type="dxa" w:w="1938"/>
+            <w:tcW w:type="dxa" w:w="1994"/>
           </w:tcPr>
           <w:p>
             <w:pPr>
@@ -18238,7 +18547,7 @@
         </w:tc>
         <w:tc>
           <w:tcPr>
-            <w:tcW w:type="dxa" w:w="1938"/>
+            <w:tcW w:type="dxa" w:w="1994"/>
           </w:tcPr>
           <w:p>
             <w:pPr>
@@ -18259,7 +18568,7 @@
         </w:tc>
         <w:tc>
           <w:tcPr>
-            <w:tcW w:type="dxa" w:w="1938"/>
+            <w:tcW w:type="dxa" w:w="1994"/>
           </w:tcPr>
           <w:p>
             <w:pPr>
@@ -18280,7 +18589,7 @@
         </w:tc>
         <w:tc>
           <w:tcPr>
-            <w:tcW w:type="dxa" w:w="1938"/>
+            <w:tcW w:type="dxa" w:w="1994"/>
           </w:tcPr>
           <w:p>
             <w:pPr>
@@ -18301,7 +18610,7 @@
         </w:tc>
         <w:tc>
           <w:tcPr>
-            <w:tcW w:type="dxa" w:w="1938"/>
+            <w:tcW w:type="dxa" w:w="1994"/>
           </w:tcPr>
           <w:p>
             <w:pPr>
@@ -18324,7 +18633,7 @@
       <w:tr>
         <w:tc>
           <w:tcPr>
-            <w:tcW w:type="dxa" w:w="1938"/>
+            <w:tcW w:type="dxa" w:w="1994"/>
           </w:tcPr>
           <w:p>
             <w:pPr>
@@ -18345,7 +18654,7 @@
         </w:tc>
         <w:tc>
           <w:tcPr>
-            <w:tcW w:type="dxa" w:w="1938"/>
+            <w:tcW w:type="dxa" w:w="1994"/>
           </w:tcPr>
           <w:p>
             <w:pPr>
@@ -18366,7 +18675,7 @@
         </w:tc>
         <w:tc>
           <w:tcPr>
-            <w:tcW w:type="dxa" w:w="1938"/>
+            <w:tcW w:type="dxa" w:w="1994"/>
           </w:tcPr>
           <w:p>
             <w:pPr>
@@ -18387,7 +18696,7 @@
         </w:tc>
         <w:tc>
           <w:tcPr>
-            <w:tcW w:type="dxa" w:w="1938"/>
+            <w:tcW w:type="dxa" w:w="1994"/>
           </w:tcPr>
           <w:p>
             <w:pPr>
@@ -18408,7 +18717,7 @@
         </w:tc>
         <w:tc>
           <w:tcPr>
-            <w:tcW w:type="dxa" w:w="1938"/>
+            <w:tcW w:type="dxa" w:w="1994"/>
           </w:tcPr>
           <w:p>
             <w:pPr>
@@ -18431,7 +18740,7 @@
       <w:tr>
         <w:tc>
           <w:tcPr>
-            <w:tcW w:type="dxa" w:w="1938"/>
+            <w:tcW w:type="dxa" w:w="1994"/>
           </w:tcPr>
           <w:p>
             <w:pPr>
@@ -18452,7 +18761,7 @@
         </w:tc>
         <w:tc>
           <w:tcPr>
-            <w:tcW w:type="dxa" w:w="1938"/>
+            <w:tcW w:type="dxa" w:w="1994"/>
           </w:tcPr>
           <w:p>
             <w:pPr>
@@ -18473,7 +18782,7 @@
         </w:tc>
         <w:tc>
           <w:tcPr>
-            <w:tcW w:type="dxa" w:w="1938"/>
+            <w:tcW w:type="dxa" w:w="1994"/>
           </w:tcPr>
           <w:p>
             <w:pPr>
@@ -18494,7 +18803,7 @@
         </w:tc>
         <w:tc>
           <w:tcPr>
-            <w:tcW w:type="dxa" w:w="1938"/>
+            <w:tcW w:type="dxa" w:w="1994"/>
           </w:tcPr>
           <w:p>
             <w:pPr>
@@ -18515,7 +18824,7 @@
         </w:tc>
         <w:tc>
           <w:tcPr>
-            <w:tcW w:type="dxa" w:w="1938"/>
+            <w:tcW w:type="dxa" w:w="1994"/>
           </w:tcPr>
           <w:p>
             <w:pPr>
@@ -18538,7 +18847,7 @@
       <w:tr>
         <w:tc>
           <w:tcPr>
-            <w:tcW w:type="dxa" w:w="1938"/>
+            <w:tcW w:type="dxa" w:w="1994"/>
           </w:tcPr>
           <w:p>
             <w:pPr>
@@ -18559,7 +18868,7 @@
         </w:tc>
         <w:tc>
           <w:tcPr>
-            <w:tcW w:type="dxa" w:w="1938"/>
+            <w:tcW w:type="dxa" w:w="1994"/>
           </w:tcPr>
           <w:p>
             <w:pPr>
@@ -18580,7 +18889,7 @@
         </w:tc>
         <w:tc>
           <w:tcPr>
-            <w:tcW w:type="dxa" w:w="1938"/>
+            <w:tcW w:type="dxa" w:w="1994"/>
           </w:tcPr>
           <w:p>
             <w:pPr>
@@ -18601,7 +18910,7 @@
         </w:tc>
         <w:tc>
           <w:tcPr>
-            <w:tcW w:type="dxa" w:w="1938"/>
+            <w:tcW w:type="dxa" w:w="1994"/>
           </w:tcPr>
           <w:p>
             <w:pPr>
@@ -18622,7 +18931,7 @@
         </w:tc>
         <w:tc>
           <w:tcPr>
-            <w:tcW w:type="dxa" w:w="1938"/>
+            <w:tcW w:type="dxa" w:w="1994"/>
           </w:tcPr>
           <w:p>
             <w:pPr>
@@ -18645,7 +18954,7 @@
       <w:tr>
         <w:tc>
           <w:tcPr>
-            <w:tcW w:type="dxa" w:w="1938"/>
+            <w:tcW w:type="dxa" w:w="1994"/>
           </w:tcPr>
           <w:p>
             <w:pPr>
@@ -18666,7 +18975,7 @@
         </w:tc>
         <w:tc>
           <w:tcPr>
-            <w:tcW w:type="dxa" w:w="1938"/>
+            <w:tcW w:type="dxa" w:w="1994"/>
           </w:tcPr>
           <w:p>
             <w:pPr>
@@ -18687,7 +18996,7 @@
         </w:tc>
         <w:tc>
           <w:tcPr>
-            <w:tcW w:type="dxa" w:w="1938"/>
+            <w:tcW w:type="dxa" w:w="1994"/>
           </w:tcPr>
           <w:p>
             <w:pPr>
@@ -18708,7 +19017,7 @@
         </w:tc>
         <w:tc>
           <w:tcPr>
-            <w:tcW w:type="dxa" w:w="1938"/>
+            <w:tcW w:type="dxa" w:w="1994"/>
           </w:tcPr>
           <w:p>
             <w:pPr>
@@ -18729,7 +19038,7 @@
         </w:tc>
         <w:tc>
           <w:tcPr>
-            <w:tcW w:type="dxa" w:w="1938"/>
+            <w:tcW w:type="dxa" w:w="1994"/>
           </w:tcPr>
           <w:p>
             <w:pPr>
@@ -18752,7 +19061,7 @@
       <w:tr>
         <w:tc>
           <w:tcPr>
-            <w:tcW w:type="dxa" w:w="1938"/>
+            <w:tcW w:type="dxa" w:w="1994"/>
           </w:tcPr>
           <w:p>
             <w:pPr>
@@ -18773,7 +19082,7 @@
         </w:tc>
         <w:tc>
           <w:tcPr>
-            <w:tcW w:type="dxa" w:w="1938"/>
+            <w:tcW w:type="dxa" w:w="1994"/>
           </w:tcPr>
           <w:p>
             <w:pPr>
@@ -18794,7 +19103,7 @@
         </w:tc>
         <w:tc>
           <w:tcPr>
-            <w:tcW w:type="dxa" w:w="1938"/>
+            <w:tcW w:type="dxa" w:w="1994"/>
           </w:tcPr>
           <w:p>
             <w:pPr>
@@ -18815,7 +19124,7 @@
         </w:tc>
         <w:tc>
           <w:tcPr>
-            <w:tcW w:type="dxa" w:w="1938"/>
+            <w:tcW w:type="dxa" w:w="1994"/>
           </w:tcPr>
           <w:p>
             <w:pPr>
@@ -18836,7 +19145,7 @@
         </w:tc>
         <w:tc>
           <w:tcPr>
-            <w:tcW w:type="dxa" w:w="1938"/>
+            <w:tcW w:type="dxa" w:w="1994"/>
           </w:tcPr>
           <w:p>
             <w:pPr>
@@ -18883,15 +19192,15 @@
         <w:tblLook w:firstColumn="1" w:firstRow="1" w:lastColumn="0" w:lastRow="0" w:noHBand="0" w:noVBand="1" w:val="04A0"/>
       </w:tblPr>
       <w:tblGrid>
-        <w:gridCol w:w="2422"/>
-        <w:gridCol w:w="2422"/>
-        <w:gridCol w:w="2422"/>
-        <w:gridCol w:w="2422"/>
+        <w:gridCol w:w="2493"/>
+        <w:gridCol w:w="2493"/>
+        <w:gridCol w:w="2493"/>
+        <w:gridCol w:w="2493"/>
       </w:tblGrid>
       <w:tr>
         <w:tc>
           <w:tcPr>
-            <w:tcW w:type="dxa" w:w="2422"/>
+            <w:tcW w:type="dxa" w:w="2493"/>
           </w:tcPr>
           <w:p>
             <w:pPr>
@@ -18912,7 +19221,7 @@
         </w:tc>
         <w:tc>
           <w:tcPr>
-            <w:tcW w:type="dxa" w:w="2422"/>
+            <w:tcW w:type="dxa" w:w="2493"/>
           </w:tcPr>
           <w:p>
             <w:pPr>
@@ -18933,7 +19242,7 @@
         </w:tc>
         <w:tc>
           <w:tcPr>
-            <w:tcW w:type="dxa" w:w="2422"/>
+            <w:tcW w:type="dxa" w:w="2493"/>
           </w:tcPr>
           <w:p>
             <w:pPr>
@@ -18954,7 +19263,7 @@
         </w:tc>
         <w:tc>
           <w:tcPr>
-            <w:tcW w:type="dxa" w:w="2422"/>
+            <w:tcW w:type="dxa" w:w="2493"/>
           </w:tcPr>
           <w:p>
             <w:pPr>
@@ -18977,7 +19286,7 @@
       <w:tr>
         <w:tc>
           <w:tcPr>
-            <w:tcW w:type="dxa" w:w="2422"/>
+            <w:tcW w:type="dxa" w:w="2493"/>
           </w:tcPr>
           <w:p>
             <w:pPr>
@@ -18998,7 +19307,7 @@
         </w:tc>
         <w:tc>
           <w:tcPr>
-            <w:tcW w:type="dxa" w:w="2422"/>
+            <w:tcW w:type="dxa" w:w="2493"/>
           </w:tcPr>
           <w:p>
             <w:pPr>
@@ -19019,7 +19328,7 @@
         </w:tc>
         <w:tc>
           <w:tcPr>
-            <w:tcW w:type="dxa" w:w="2422"/>
+            <w:tcW w:type="dxa" w:w="2493"/>
           </w:tcPr>
           <w:p>
             <w:pPr>
@@ -19049,7 +19358,7 @@
         </w:tc>
         <w:tc>
           <w:tcPr>
-            <w:tcW w:type="dxa" w:w="2422"/>
+            <w:tcW w:type="dxa" w:w="2493"/>
           </w:tcPr>
           <w:p>
             <w:pPr>
@@ -19090,7 +19399,7 @@
       <w:tr>
         <w:tc>
           <w:tcPr>
-            <w:tcW w:type="dxa" w:w="2422"/>
+            <w:tcW w:type="dxa" w:w="2493"/>
           </w:tcPr>
           <w:p>
             <w:pPr>
@@ -19111,7 +19420,7 @@
         </w:tc>
         <w:tc>
           <w:tcPr>
-            <w:tcW w:type="dxa" w:w="2422"/>
+            <w:tcW w:type="dxa" w:w="2493"/>
           </w:tcPr>
           <w:p>
             <w:pPr>
@@ -19132,7 +19441,7 @@
         </w:tc>
         <w:tc>
           <w:tcPr>
-            <w:tcW w:type="dxa" w:w="2422"/>
+            <w:tcW w:type="dxa" w:w="2493"/>
           </w:tcPr>
           <w:p>
             <w:pPr>
@@ -19162,7 +19471,7 @@
         </w:tc>
         <w:tc>
           <w:tcPr>
-            <w:tcW w:type="dxa" w:w="2422"/>
+            <w:tcW w:type="dxa" w:w="2493"/>
           </w:tcPr>
           <w:p>
             <w:pPr>
@@ -19203,7 +19512,7 @@
       <w:tr>
         <w:tc>
           <w:tcPr>
-            <w:tcW w:type="dxa" w:w="2422"/>
+            <w:tcW w:type="dxa" w:w="2493"/>
           </w:tcPr>
           <w:p>
             <w:pPr>
@@ -19224,7 +19533,7 @@
         </w:tc>
         <w:tc>
           <w:tcPr>
-            <w:tcW w:type="dxa" w:w="2422"/>
+            <w:tcW w:type="dxa" w:w="2493"/>
           </w:tcPr>
           <w:p>
             <w:pPr>
@@ -19245,7 +19554,7 @@
         </w:tc>
         <w:tc>
           <w:tcPr>
-            <w:tcW w:type="dxa" w:w="2422"/>
+            <w:tcW w:type="dxa" w:w="2493"/>
           </w:tcPr>
           <w:p>
             <w:pPr>
@@ -19293,7 +19602,7 @@
         </w:tc>
         <w:tc>
           <w:tcPr>
-            <w:tcW w:type="dxa" w:w="2422"/>
+            <w:tcW w:type="dxa" w:w="2493"/>
           </w:tcPr>
           <w:p>
             <w:pPr>
@@ -19352,7 +19661,7 @@
       <w:tr>
         <w:tc>
           <w:tcPr>
-            <w:tcW w:type="dxa" w:w="2422"/>
+            <w:tcW w:type="dxa" w:w="2493"/>
           </w:tcPr>
           <w:p>
             <w:pPr>
@@ -19373,7 +19682,7 @@
         </w:tc>
         <w:tc>
           <w:tcPr>
-            <w:tcW w:type="dxa" w:w="2422"/>
+            <w:tcW w:type="dxa" w:w="2493"/>
           </w:tcPr>
           <w:p>
             <w:pPr>
@@ -19394,7 +19703,7 @@
         </w:tc>
         <w:tc>
           <w:tcPr>
-            <w:tcW w:type="dxa" w:w="2422"/>
+            <w:tcW w:type="dxa" w:w="2493"/>
           </w:tcPr>
           <w:p>
             <w:pPr>
@@ -19442,7 +19751,7 @@
         </w:tc>
         <w:tc>
           <w:tcPr>
-            <w:tcW w:type="dxa" w:w="2422"/>
+            <w:tcW w:type="dxa" w:w="2493"/>
           </w:tcPr>
           <w:p>
             <w:pPr>
@@ -19501,7 +19810,7 @@
       <w:tr>
         <w:tc>
           <w:tcPr>
-            <w:tcW w:type="dxa" w:w="2422"/>
+            <w:tcW w:type="dxa" w:w="2493"/>
           </w:tcPr>
           <w:p>
             <w:pPr>
@@ -19522,7 +19831,7 @@
         </w:tc>
         <w:tc>
           <w:tcPr>
-            <w:tcW w:type="dxa" w:w="2422"/>
+            <w:tcW w:type="dxa" w:w="2493"/>
           </w:tcPr>
           <w:p>
             <w:pPr>
@@ -19543,7 +19852,7 @@
         </w:tc>
         <w:tc>
           <w:tcPr>
-            <w:tcW w:type="dxa" w:w="2422"/>
+            <w:tcW w:type="dxa" w:w="2493"/>
           </w:tcPr>
           <w:p>
             <w:pPr>
@@ -19573,7 +19882,7 @@
         </w:tc>
         <w:tc>
           <w:tcPr>
-            <w:tcW w:type="dxa" w:w="2422"/>
+            <w:tcW w:type="dxa" w:w="2493"/>
           </w:tcPr>
           <w:p>
             <w:pPr>
@@ -19614,7 +19923,7 @@
       <w:tr>
         <w:tc>
           <w:tcPr>
-            <w:tcW w:type="dxa" w:w="2422"/>
+            <w:tcW w:type="dxa" w:w="2493"/>
           </w:tcPr>
           <w:p>
             <w:pPr>
@@ -19635,7 +19944,7 @@
         </w:tc>
         <w:tc>
           <w:tcPr>
-            <w:tcW w:type="dxa" w:w="2422"/>
+            <w:tcW w:type="dxa" w:w="2493"/>
           </w:tcPr>
           <w:p>
             <w:pPr>
@@ -19656,7 +19965,7 @@
         </w:tc>
         <w:tc>
           <w:tcPr>
-            <w:tcW w:type="dxa" w:w="2422"/>
+            <w:tcW w:type="dxa" w:w="2493"/>
           </w:tcPr>
           <w:p>
             <w:pPr>
@@ -19686,7 +19995,7 @@
         </w:tc>
         <w:tc>
           <w:tcPr>
-            <w:tcW w:type="dxa" w:w="2422"/>
+            <w:tcW w:type="dxa" w:w="2493"/>
           </w:tcPr>
           <w:p>
             <w:pPr>
@@ -19727,7 +20036,7 @@
       <w:tr>
         <w:tc>
           <w:tcPr>
-            <w:tcW w:type="dxa" w:w="2422"/>
+            <w:tcW w:type="dxa" w:w="2493"/>
           </w:tcPr>
           <w:p>
             <w:pPr>
@@ -19748,7 +20057,7 @@
         </w:tc>
         <w:tc>
           <w:tcPr>
-            <w:tcW w:type="dxa" w:w="2422"/>
+            <w:tcW w:type="dxa" w:w="2493"/>
           </w:tcPr>
           <w:p>
             <w:pPr>
@@ -19769,7 +20078,7 @@
         </w:tc>
         <w:tc>
           <w:tcPr>
-            <w:tcW w:type="dxa" w:w="2422"/>
+            <w:tcW w:type="dxa" w:w="2493"/>
           </w:tcPr>
           <w:p>
             <w:pPr>
@@ -19799,7 +20108,7 @@
         </w:tc>
         <w:tc>
           <w:tcPr>
-            <w:tcW w:type="dxa" w:w="2422"/>
+            <w:tcW w:type="dxa" w:w="2493"/>
           </w:tcPr>
           <w:p>
             <w:pPr>
@@ -19840,7 +20149,7 @@
       <w:tr>
         <w:tc>
           <w:tcPr>
-            <w:tcW w:type="dxa" w:w="2422"/>
+            <w:tcW w:type="dxa" w:w="2493"/>
           </w:tcPr>
           <w:p>
             <w:pPr>
@@ -19861,7 +20170,7 @@
         </w:tc>
         <w:tc>
           <w:tcPr>
-            <w:tcW w:type="dxa" w:w="2422"/>
+            <w:tcW w:type="dxa" w:w="2493"/>
           </w:tcPr>
           <w:p>
             <w:pPr>
@@ -19882,7 +20191,7 @@
         </w:tc>
         <w:tc>
           <w:tcPr>
-            <w:tcW w:type="dxa" w:w="2422"/>
+            <w:tcW w:type="dxa" w:w="2493"/>
           </w:tcPr>
           <w:p>
             <w:pPr>
@@ -19930,7 +20239,7 @@
         </w:tc>
         <w:tc>
           <w:tcPr>
-            <w:tcW w:type="dxa" w:w="2422"/>
+            <w:tcW w:type="dxa" w:w="2493"/>
           </w:tcPr>
           <w:p>
             <w:pPr>
@@ -20007,7 +20316,7 @@
       <w:tr>
         <w:tc>
           <w:tcPr>
-            <w:tcW w:type="dxa" w:w="2422"/>
+            <w:tcW w:type="dxa" w:w="2493"/>
           </w:tcPr>
           <w:p>
             <w:pPr>
@@ -20028,7 +20337,7 @@
         </w:tc>
         <w:tc>
           <w:tcPr>
-            <w:tcW w:type="dxa" w:w="2422"/>
+            <w:tcW w:type="dxa" w:w="2493"/>
           </w:tcPr>
           <w:p>
             <w:pPr>
@@ -20049,7 +20358,7 @@
         </w:tc>
         <w:tc>
           <w:tcPr>
-            <w:tcW w:type="dxa" w:w="2422"/>
+            <w:tcW w:type="dxa" w:w="2493"/>
           </w:tcPr>
           <w:p>
             <w:pPr>
@@ -20097,7 +20406,7 @@
         </w:tc>
         <w:tc>
           <w:tcPr>
-            <w:tcW w:type="dxa" w:w="2422"/>
+            <w:tcW w:type="dxa" w:w="2493"/>
           </w:tcPr>
           <w:p>
             <w:pPr>
@@ -20156,7 +20465,7 @@
       <w:tr>
         <w:tc>
           <w:tcPr>
-            <w:tcW w:type="dxa" w:w="2422"/>
+            <w:tcW w:type="dxa" w:w="2493"/>
           </w:tcPr>
           <w:p>
             <w:pPr>
@@ -20177,7 +20486,7 @@
         </w:tc>
         <w:tc>
           <w:tcPr>
-            <w:tcW w:type="dxa" w:w="2422"/>
+            <w:tcW w:type="dxa" w:w="2493"/>
           </w:tcPr>
           <w:p>
             <w:pPr>
@@ -20198,7 +20507,7 @@
         </w:tc>
         <w:tc>
           <w:tcPr>
-            <w:tcW w:type="dxa" w:w="2422"/>
+            <w:tcW w:type="dxa" w:w="2493"/>
           </w:tcPr>
           <w:p>
             <w:pPr>
@@ -20264,7 +20573,7 @@
         </w:tc>
         <w:tc>
           <w:tcPr>
-            <w:tcW w:type="dxa" w:w="2422"/>
+            <w:tcW w:type="dxa" w:w="2493"/>
           </w:tcPr>
           <w:p>
             <w:pPr>
@@ -20323,7 +20632,7 @@
       <w:tr>
         <w:tc>
           <w:tcPr>
-            <w:tcW w:type="dxa" w:w="2422"/>
+            <w:tcW w:type="dxa" w:w="2493"/>
           </w:tcPr>
           <w:p>
             <w:pPr>
@@ -20344,7 +20653,7 @@
         </w:tc>
         <w:tc>
           <w:tcPr>
-            <w:tcW w:type="dxa" w:w="2422"/>
+            <w:tcW w:type="dxa" w:w="2493"/>
           </w:tcPr>
           <w:p>
             <w:pPr>
@@ -20365,7 +20674,7 @@
         </w:tc>
         <w:tc>
           <w:tcPr>
-            <w:tcW w:type="dxa" w:w="2422"/>
+            <w:tcW w:type="dxa" w:w="2493"/>
           </w:tcPr>
           <w:p>
             <w:pPr>
@@ -20404,7 +20713,7 @@
         </w:tc>
         <w:tc>
           <w:tcPr>
-            <w:tcW w:type="dxa" w:w="2422"/>
+            <w:tcW w:type="dxa" w:w="2493"/>
           </w:tcPr>
           <w:p>
             <w:pPr>
@@ -20445,7 +20754,7 @@
       <w:tr>
         <w:tc>
           <w:tcPr>
-            <w:tcW w:type="dxa" w:w="2422"/>
+            <w:tcW w:type="dxa" w:w="2493"/>
           </w:tcPr>
           <w:p>
             <w:pPr>
@@ -20466,7 +20775,7 @@
         </w:tc>
         <w:tc>
           <w:tcPr>
-            <w:tcW w:type="dxa" w:w="2422"/>
+            <w:tcW w:type="dxa" w:w="2493"/>
           </w:tcPr>
           <w:p>
             <w:pPr>
@@ -20487,7 +20796,7 @@
         </w:tc>
         <w:tc>
           <w:tcPr>
-            <w:tcW w:type="dxa" w:w="2422"/>
+            <w:tcW w:type="dxa" w:w="2493"/>
           </w:tcPr>
           <w:p>
             <w:pPr>
@@ -20517,7 +20826,7 @@
         </w:tc>
         <w:tc>
           <w:tcPr>
-            <w:tcW w:type="dxa" w:w="2422"/>
+            <w:tcW w:type="dxa" w:w="2493"/>
           </w:tcPr>
           <w:p>
             <w:pPr>
@@ -20558,7 +20867,7 @@
       <w:tr>
         <w:tc>
           <w:tcPr>
-            <w:tcW w:type="dxa" w:w="2422"/>
+            <w:tcW w:type="dxa" w:w="2493"/>
           </w:tcPr>
           <w:p>
             <w:pPr>
@@ -20579,7 +20888,7 @@
         </w:tc>
         <w:tc>
           <w:tcPr>
-            <w:tcW w:type="dxa" w:w="2422"/>
+            <w:tcW w:type="dxa" w:w="2493"/>
           </w:tcPr>
           <w:p>
             <w:pPr>
@@ -20600,7 +20909,7 @@
         </w:tc>
         <w:tc>
           <w:tcPr>
-            <w:tcW w:type="dxa" w:w="2422"/>
+            <w:tcW w:type="dxa" w:w="2493"/>
           </w:tcPr>
           <w:p>
             <w:pPr>
@@ -20630,7 +20939,7 @@
         </w:tc>
         <w:tc>
           <w:tcPr>
-            <w:tcW w:type="dxa" w:w="2422"/>
+            <w:tcW w:type="dxa" w:w="2493"/>
           </w:tcPr>
           <w:p>
             <w:pPr>
@@ -20671,7 +20980,7 @@
       <w:tr>
         <w:tc>
           <w:tcPr>
-            <w:tcW w:type="dxa" w:w="2422"/>
+            <w:tcW w:type="dxa" w:w="2493"/>
           </w:tcPr>
           <w:p>
             <w:pPr>
@@ -20692,7 +21001,7 @@
         </w:tc>
         <w:tc>
           <w:tcPr>
-            <w:tcW w:type="dxa" w:w="2422"/>
+            <w:tcW w:type="dxa" w:w="2493"/>
           </w:tcPr>
           <w:p>
             <w:pPr>
@@ -20713,7 +21022,7 @@
         </w:tc>
         <w:tc>
           <w:tcPr>
-            <w:tcW w:type="dxa" w:w="2422"/>
+            <w:tcW w:type="dxa" w:w="2493"/>
           </w:tcPr>
           <w:p>
             <w:pPr>
@@ -20743,7 +21052,7 @@
         </w:tc>
         <w:tc>
           <w:tcPr>
-            <w:tcW w:type="dxa" w:w="2422"/>
+            <w:tcW w:type="dxa" w:w="2493"/>
           </w:tcPr>
           <w:p>
             <w:pPr>
@@ -20784,7 +21093,7 @@
       <w:tr>
         <w:tc>
           <w:tcPr>
-            <w:tcW w:type="dxa" w:w="2422"/>
+            <w:tcW w:type="dxa" w:w="2493"/>
           </w:tcPr>
           <w:p>
             <w:pPr>
@@ -20805,7 +21114,7 @@
         </w:tc>
         <w:tc>
           <w:tcPr>
-            <w:tcW w:type="dxa" w:w="2422"/>
+            <w:tcW w:type="dxa" w:w="2493"/>
           </w:tcPr>
           <w:p>
             <w:pPr>
@@ -20826,7 +21135,7 @@
         </w:tc>
         <w:tc>
           <w:tcPr>
-            <w:tcW w:type="dxa" w:w="2422"/>
+            <w:tcW w:type="dxa" w:w="2493"/>
           </w:tcPr>
           <w:p>
             <w:pPr>
@@ -20856,7 +21165,7 @@
         </w:tc>
         <w:tc>
           <w:tcPr>
-            <w:tcW w:type="dxa" w:w="2422"/>
+            <w:tcW w:type="dxa" w:w="2493"/>
           </w:tcPr>
           <w:p>
             <w:pPr>
@@ -20897,7 +21206,7 @@
       <w:tr>
         <w:tc>
           <w:tcPr>
-            <w:tcW w:type="dxa" w:w="2422"/>
+            <w:tcW w:type="dxa" w:w="2493"/>
           </w:tcPr>
           <w:p>
             <w:pPr>
@@ -20918,7 +21227,7 @@
         </w:tc>
         <w:tc>
           <w:tcPr>
-            <w:tcW w:type="dxa" w:w="2422"/>
+            <w:tcW w:type="dxa" w:w="2493"/>
           </w:tcPr>
           <w:p>
             <w:pPr>
@@ -20939,7 +21248,7 @@
         </w:tc>
         <w:tc>
           <w:tcPr>
-            <w:tcW w:type="dxa" w:w="2422"/>
+            <w:tcW w:type="dxa" w:w="2493"/>
           </w:tcPr>
           <w:p>
             <w:pPr>
@@ -20969,7 +21278,7 @@
         </w:tc>
         <w:tc>
           <w:tcPr>
-            <w:tcW w:type="dxa" w:w="2422"/>
+            <w:tcW w:type="dxa" w:w="2493"/>
           </w:tcPr>
           <w:p>
             <w:pPr>
@@ -21753,13 +22062,49 @@
       </w:r>
     </w:p>
     <w:sectPr>
+      <w:footerReference w:type="default" r:id="rId9"/>
+      <w:footerReference w:type="first" r:id="rId10"/>
       <w:pgSz w:w="12240" w:h="15840"/>
-      <w:pgMar w:top="1134" w:right="850" w:bottom="1134" w:left="1701" w:header="720" w:footer="720" w:gutter="0"/>
+      <w:pgMar w:top="1134" w:right="1134" w:bottom="1134" w:left="1134" w:header="720" w:footer="720" w:gutter="0"/>
       <w:cols w:space="720"/>
+      <w:titlePg/>
       <w:docGrid w:linePitch="360"/>
     </w:sectPr>
   </w:body>
 </w:document>
+</file>
+
+<file path=word/footer1.xml><?xml version="1.0" encoding="utf-8"?>
+<w:ftr xmlns:m="http://schemas.openxmlformats.org/officeDocument/2006/math" xmlns:mc="http://schemas.openxmlformats.org/markup-compatibility/2006" xmlns:mo="http://schemas.microsoft.com/office/mac/office/2008/main" xmlns:mv="urn:schemas-microsoft-com:mac:vml" xmlns:o="urn:schemas-microsoft-com:office:office" xmlns:r="http://schemas.openxmlformats.org/officeDocument/2006/relationships" xmlns:v="urn:schemas-microsoft-com:vml" xmlns:w10="urn:schemas-microsoft-com:office:word" xmlns:w14="http://schemas.microsoft.com/office/word/2010/wordml" xmlns:w="http://schemas.openxmlformats.org/wordprocessingml/2006/main" xmlns:wne="http://schemas.microsoft.com/office/word/2006/wordml" xmlns:wp14="http://schemas.microsoft.com/office/word/2010/wordprocessingDrawing" xmlns:wp="http://schemas.openxmlformats.org/drawingml/2006/wordprocessingDrawing" xmlns:wpc="http://schemas.microsoft.com/office/word/2010/wordprocessingCanvas" xmlns:wpg="http://schemas.microsoft.com/office/word/2010/wordprocessingGroup" xmlns:wpi="http://schemas.microsoft.com/office/word/2010/wordprocessingInk" xmlns:wps="http://schemas.microsoft.com/office/word/2010/wordprocessingShape" mc:Ignorable="w14 wp14">
+  <w:p>
+    <w:pPr>
+      <w:pStyle w:val="Footer"/>
+      <w:ind w:firstLine="0"/>
+      <w:jc w:val="center"/>
+    </w:pPr>
+    <w:r>
+      <w:rPr>
+        <w:rFonts w:ascii="Times New Roman" w:hAnsi="Times New Roman"/>
+        <w:sz w:val="24"/>
+      </w:rPr>
+      <w:fldChar w:fldCharType="begin"/>
+      <w:instrText xml:space="preserve">PAGE</w:instrText>
+      <w:fldChar w:fldCharType="separate"/>
+      <w:fldChar w:fldCharType="end"/>
+    </w:r>
+  </w:p>
+</w:ftr>
+</file>
+
+<file path=word/footer2.xml><?xml version="1.0" encoding="utf-8"?>
+<w:ftr xmlns:m="http://schemas.openxmlformats.org/officeDocument/2006/math" xmlns:mc="http://schemas.openxmlformats.org/markup-compatibility/2006" xmlns:mo="http://schemas.microsoft.com/office/mac/office/2008/main" xmlns:mv="urn:schemas-microsoft-com:mac:vml" xmlns:o="urn:schemas-microsoft-com:office:office" xmlns:r="http://schemas.openxmlformats.org/officeDocument/2006/relationships" xmlns:v="urn:schemas-microsoft-com:vml" xmlns:w10="urn:schemas-microsoft-com:office:word" xmlns:w14="http://schemas.microsoft.com/office/word/2010/wordml" xmlns:w="http://schemas.openxmlformats.org/wordprocessingml/2006/main" xmlns:wne="http://schemas.microsoft.com/office/word/2006/wordml" xmlns:wp14="http://schemas.microsoft.com/office/word/2010/wordprocessingDrawing" xmlns:wp="http://schemas.openxmlformats.org/drawingml/2006/wordprocessingDrawing" xmlns:wpc="http://schemas.microsoft.com/office/word/2010/wordprocessingCanvas" xmlns:wpg="http://schemas.microsoft.com/office/word/2010/wordprocessingGroup" xmlns:wpi="http://schemas.microsoft.com/office/word/2010/wordprocessingInk" xmlns:wps="http://schemas.microsoft.com/office/word/2010/wordprocessingShape" mc:Ignorable="w14 wp14">
+  <w:p>
+    <w:pPr>
+      <w:pStyle w:val="Footer"/>
+    </w:pPr>
+    <w:r/>
+  </w:p>
+</w:ftr>
 </file>
 
 <file path=word/numbering.xml><?xml version="1.0" encoding="utf-8"?>

--- a/docx/Referat_Glagoly_dvizheniya.docx
+++ b/docx/Referat_Glagoly_dvizheniya.docx
@@ -508,31 +508,177 @@
           <w:b w:val="0"/>
           <w:i w:val="0"/>
         </w:rPr>
-        <w:t>СОДЕРЖАНИЕ</w:t>
-      </w:r>
-    </w:p>
-    <w:p>
-      <w:pPr>
-        <w:ind w:firstLine="0"/>
-      </w:pPr>
-      <w:r>
-        <w:fldChar w:fldCharType="begin"/>
-        <w:instrText xml:space="preserve">TOC \o "2-3" \h \z \u</w:instrText>
-        <w:fldChar w:fldCharType="separate"/>
-        <w:fldChar w:fldCharType="end"/>
-      </w:r>
-    </w:p>
-    <w:p>
-      <w:pPr>
-        <w:ind w:firstLine="0"/>
-      </w:pPr>
-      <w:r>
-        <w:rPr>
-          <w:rFonts w:ascii="Times New Roman" w:hAnsi="Times New Roman"/>
-          <w:i/>
-          <w:sz w:val="22"/>
-        </w:rPr>
-        <w:t>(Оглавление собирается автоматически: щёлкните по нему и нажмите F9, затем «Обновить целиком».)</w:t>
+        <w:t>ПЛАН</w:t>
+      </w:r>
+    </w:p>
+    <w:p>
+      <w:r>
+        <w:rPr>
+          <w:rFonts w:ascii="Times New Roman" w:hAnsi="Times New Roman"/>
+          <w:b/>
+          <w:i w:val="0"/>
+        </w:rPr>
+        <w:t>Введение</w:t>
+      </w:r>
+    </w:p>
+    <w:p>
+      <w:r>
+        <w:rPr>
+          <w:rFonts w:ascii="Times New Roman" w:hAnsi="Times New Roman"/>
+          <w:b/>
+          <w:i w:val="0"/>
+        </w:rPr>
+        <w:t>Глава 1. Глаголы движения в лексико-грамматической системе русского языка</w:t>
+      </w:r>
+    </w:p>
+    <w:p>
+      <w:r>
+        <w:rPr>
+          <w:rFonts w:ascii="Times New Roman" w:hAnsi="Times New Roman"/>
+          <w:b w:val="0"/>
+          <w:i w:val="0"/>
+        </w:rPr>
+        <w:t>1.1. Объём и состав группы глаголов движения</w:t>
+      </w:r>
+    </w:p>
+    <w:p>
+      <w:r>
+        <w:rPr>
+          <w:rFonts w:ascii="Times New Roman" w:hAnsi="Times New Roman"/>
+          <w:b w:val="0"/>
+          <w:i w:val="0"/>
+        </w:rPr>
+        <w:t>1.2. Признаки, выделяющие глаголы движения в особую категорию</w:t>
+      </w:r>
+    </w:p>
+    <w:p>
+      <w:r>
+        <w:rPr>
+          <w:rFonts w:ascii="Times New Roman" w:hAnsi="Times New Roman"/>
+          <w:b w:val="0"/>
+          <w:i w:val="0"/>
+        </w:rPr>
+        <w:t>1.3. Оппозиция однонаправленности / разнонаправленности и проблема терминологии</w:t>
+      </w:r>
+    </w:p>
+    <w:p>
+      <w:r>
+        <w:rPr>
+          <w:rFonts w:ascii="Times New Roman" w:hAnsi="Times New Roman"/>
+          <w:b w:val="0"/>
+          <w:i w:val="0"/>
+        </w:rPr>
+        <w:t>1.4. Соотношение глаголов движения с категорией вида</w:t>
+      </w:r>
+    </w:p>
+    <w:p>
+      <w:r>
+        <w:rPr>
+          <w:rFonts w:ascii="Times New Roman" w:hAnsi="Times New Roman"/>
+          <w:b w:val="0"/>
+          <w:i w:val="0"/>
+        </w:rPr>
+        <w:t>1.5. Приставочные глаголы движения: семантика приставок и системные отношения</w:t>
+      </w:r>
+    </w:p>
+    <w:p>
+      <w:r>
+        <w:rPr>
+          <w:rFonts w:ascii="Times New Roman" w:hAnsi="Times New Roman"/>
+          <w:b w:val="0"/>
+          <w:i w:val="0"/>
+        </w:rPr>
+        <w:t>1.6. Переносные значения глаголов движения</w:t>
+      </w:r>
+    </w:p>
+    <w:p>
+      <w:r>
+        <w:rPr>
+          <w:rFonts w:ascii="Times New Roman" w:hAnsi="Times New Roman"/>
+          <w:b/>
+          <w:i w:val="0"/>
+        </w:rPr>
+        <w:t>Глава 2. Глаголы движения в практике преподавания РКИ</w:t>
+      </w:r>
+    </w:p>
+    <w:p>
+      <w:r>
+        <w:rPr>
+          <w:rFonts w:ascii="Times New Roman" w:hAnsi="Times New Roman"/>
+          <w:b w:val="0"/>
+          <w:i w:val="0"/>
+        </w:rPr>
+        <w:t>2.1. Источники трудностей для инофона</w:t>
+      </w:r>
+    </w:p>
+    <w:p>
+      <w:r>
+        <w:rPr>
+          <w:rFonts w:ascii="Times New Roman" w:hAnsi="Times New Roman"/>
+          <w:b w:val="0"/>
+          <w:i w:val="0"/>
+        </w:rPr>
+        <w:t>2.2. Принципы и этапы презентации материала по уровням владения языком</w:t>
+      </w:r>
+    </w:p>
+    <w:p>
+      <w:r>
+        <w:rPr>
+          <w:rFonts w:ascii="Times New Roman" w:hAnsi="Times New Roman"/>
+          <w:b w:val="0"/>
+          <w:i w:val="0"/>
+        </w:rPr>
+        <w:t>2.3. Система упражнений</w:t>
+      </w:r>
+    </w:p>
+    <w:p>
+      <w:r>
+        <w:rPr>
+          <w:rFonts w:ascii="Times New Roman" w:hAnsi="Times New Roman"/>
+          <w:b w:val="0"/>
+          <w:i w:val="0"/>
+        </w:rPr>
+        <w:t>2.4. Типичные ошибки учащихся и приёмы их предупреждения</w:t>
+      </w:r>
+    </w:p>
+    <w:p>
+      <w:r>
+        <w:rPr>
+          <w:rFonts w:ascii="Times New Roman" w:hAnsi="Times New Roman"/>
+          <w:b w:val="0"/>
+          <w:i w:val="0"/>
+        </w:rPr>
+        <w:t>2.5. Учёт родного языка учащихся</w:t>
+      </w:r>
+    </w:p>
+    <w:p>
+      <w:r>
+        <w:rPr>
+          <w:rFonts w:ascii="Times New Roman" w:hAnsi="Times New Roman"/>
+          <w:b/>
+          <w:i w:val="0"/>
+        </w:rPr>
+        <w:t>Заключение</w:t>
+      </w:r>
+    </w:p>
+    <w:p>
+      <w:r>
+        <w:rPr>
+          <w:rFonts w:ascii="Times New Roman" w:hAnsi="Times New Roman"/>
+          <w:b/>
+          <w:i w:val="0"/>
+        </w:rPr>
+        <w:t>Список использованной литературы</w:t>
+      </w:r>
+    </w:p>
+    <w:p>
+      <w:r>
+        <w:rPr>
+          <w:rFonts w:ascii="Times New Roman" w:hAnsi="Times New Roman"/>
+          <w:b/>
+          <w:i w:val="0"/>
+        </w:rPr>
+        <w:t>Приложения</w:t>
       </w:r>
     </w:p>
     <w:p>
